--- a/6 Analytics/Day 2/First.docx
+++ b/6 Analytics/Day 2/First.docx
@@ -4,33 +4,24 @@
   <w:body>
     <w:p>
       <w:pPr>
-        <w:jc w:val="center"/>
-        <w:rPr>
-          <w:sz w:val="26"/>
-          <w:szCs w:val="26"/>
+        <w:rPr>
           <w:lang w:val="en-US"/>
         </w:rPr>
       </w:pPr>
       <w:r>
         <w:rPr>
-          <w:sz w:val="26"/>
-          <w:szCs w:val="26"/>
           <w:lang w:val="en-US"/>
         </w:rPr>
         <w:t>Mean Median mode can be negative, Standard Deviation</w:t>
       </w:r>
       <w:r>
         <w:rPr>
-          <w:sz w:val="26"/>
-          <w:szCs w:val="26"/>
           <w:lang w:val="en-US"/>
         </w:rPr>
         <w:t xml:space="preserve"> </w:t>
       </w:r>
       <w:r>
         <w:rPr>
-          <w:sz w:val="26"/>
-          <w:szCs w:val="26"/>
           <w:lang w:val="en-US"/>
         </w:rPr>
         <w:t>is always positive</w:t>
@@ -54,7 +45,7 @@
           <w14:ligatures w14:val="none"/>
         </w:rPr>
         <w:pict w14:anchorId="55138ACA">
-          <v:rect id="_x0000_i1043" style="width:468pt;height:1.2pt" o:hralign="center" o:hrstd="t" o:hr="t" fillcolor="#a0a0a0" stroked="f"/>
+          <v:rect id="_x0000_i1026" style="width:468pt;height:1.2pt" o:hralign="center" o:hrstd="t" o:hr="t" fillcolor="#a0a0a0" stroked="f"/>
         </w:pict>
       </w:r>
     </w:p>
@@ -192,36 +183,8 @@
           <w:szCs w:val="26"/>
           <w:lang w:val="en-US"/>
         </w:rPr>
-        <w:t xml:space="preserve">Sometimes Mode may not exist </w:t>
-      </w:r>
-      <w:proofErr w:type="gramStart"/>
-      <w:r>
-        <w:rPr>
-          <w:sz w:val="26"/>
-          <w:szCs w:val="26"/>
-          <w:lang w:val="en-US"/>
-        </w:rPr>
-        <w:t>( all</w:t>
-      </w:r>
-      <w:proofErr w:type="gramEnd"/>
-      <w:r>
-        <w:rPr>
-          <w:sz w:val="26"/>
-          <w:szCs w:val="26"/>
-          <w:lang w:val="en-US"/>
-        </w:rPr>
-        <w:t xml:space="preserve"> values are </w:t>
-      </w:r>
-      <w:proofErr w:type="gramStart"/>
-      <w:r>
-        <w:rPr>
-          <w:sz w:val="26"/>
-          <w:szCs w:val="26"/>
-          <w:lang w:val="en-US"/>
-        </w:rPr>
-        <w:t>unique )</w:t>
-      </w:r>
-      <w:proofErr w:type="gramEnd"/>
+        <w:t>Sometimes Mode may not exist ( all values are unique )</w:t>
+      </w:r>
     </w:p>
     <w:p>
       <w:pPr>
@@ -242,46 +205,29 @@
           <w:szCs w:val="26"/>
           <w:lang w:val="en-US"/>
         </w:rPr>
-        <w:t xml:space="preserve">If </w:t>
-      </w:r>
-      <w:proofErr w:type="gramStart"/>
-      <w:r>
+        <w:t>If exists , it may not be single unique (single value)</w:t>
+      </w:r>
+    </w:p>
+    <w:p>
+      <w:pPr>
         <w:rPr>
           <w:sz w:val="26"/>
           <w:szCs w:val="26"/>
           <w:lang w:val="en-US"/>
         </w:rPr>
-        <w:t>exists ,</w:t>
-      </w:r>
-      <w:proofErr w:type="gramEnd"/>
-      <w:r>
+      </w:pPr>
+    </w:p>
+    <w:p>
+      <w:pPr>
         <w:rPr>
           <w:sz w:val="26"/>
           <w:szCs w:val="26"/>
           <w:lang w:val="en-US"/>
         </w:rPr>
-        <w:t xml:space="preserve"> it may not be single unique (single value)</w:t>
-      </w:r>
-    </w:p>
-    <w:p>
-      <w:pPr>
-        <w:rPr>
-          <w:sz w:val="26"/>
-          <w:szCs w:val="26"/>
-          <w:lang w:val="en-US"/>
-        </w:rPr>
-      </w:pPr>
-    </w:p>
-    <w:p>
-      <w:pPr>
-        <w:rPr>
-          <w:sz w:val="26"/>
-          <w:szCs w:val="26"/>
-          <w:lang w:val="en-US"/>
-        </w:rPr>
-      </w:pPr>
-      <w:r>
-        <w:rPr>
+      </w:pPr>
+      <w:r>
+        <w:rPr>
+          <w:noProof/>
           <w:sz w:val="26"/>
           <w:szCs w:val="26"/>
           <w:lang w:val="en-US"/>
@@ -349,50 +295,7 @@
           <w:szCs w:val="26"/>
           <w:lang w:val="en-US"/>
         </w:rPr>
-        <w:lastRenderedPageBreak/>
         <w:tab/>
-      </w:r>
-      <w:r>
-        <w:rPr>
-          <w:sz w:val="26"/>
-          <w:szCs w:val="26"/>
-          <w:lang w:val="en-US"/>
-        </w:rPr>
-        <w:drawing>
-          <wp:inline distT="0" distB="0" distL="0" distR="0" wp14:anchorId="2369A74A" wp14:editId="64B67150">
-            <wp:extent cx="6840220" cy="3891915"/>
-            <wp:effectExtent l="0" t="0" r="0" b="0"/>
-            <wp:docPr id="1722019035" name="Picture 1"/>
-            <wp:cNvGraphicFramePr>
-              <a:graphicFrameLocks xmlns:a="http://schemas.openxmlformats.org/drawingml/2006/main" noChangeAspect="1"/>
-            </wp:cNvGraphicFramePr>
-            <a:graphic xmlns:a="http://schemas.openxmlformats.org/drawingml/2006/main">
-              <a:graphicData uri="http://schemas.openxmlformats.org/drawingml/2006/picture">
-                <pic:pic xmlns:pic="http://schemas.openxmlformats.org/drawingml/2006/picture">
-                  <pic:nvPicPr>
-                    <pic:cNvPr id="1722019035" name=""/>
-                    <pic:cNvPicPr/>
-                  </pic:nvPicPr>
-                  <pic:blipFill>
-                    <a:blip r:embed="rId5"/>
-                    <a:stretch>
-                      <a:fillRect/>
-                    </a:stretch>
-                  </pic:blipFill>
-                  <pic:spPr>
-                    <a:xfrm>
-                      <a:off x="0" y="0"/>
-                      <a:ext cx="6840220" cy="3891915"/>
-                    </a:xfrm>
-                    <a:prstGeom prst="rect">
-                      <a:avLst/>
-                    </a:prstGeom>
-                  </pic:spPr>
-                </pic:pic>
-              </a:graphicData>
-            </a:graphic>
-          </wp:inline>
-        </w:drawing>
       </w:r>
     </w:p>
     <w:p>
@@ -471,18 +374,16 @@
           <w:szCs w:val="26"/>
           <w:lang w:val="en-US"/>
         </w:rPr>
-        <w:t xml:space="preserve">Mode = 3median – 2 </w:t>
-      </w:r>
-      <w:proofErr w:type="gramStart"/>
+        <w:t>Mode = 3median – 2 m</w:t>
+      </w:r>
       <w:r>
         <w:rPr>
           <w:sz w:val="26"/>
           <w:szCs w:val="26"/>
           <w:lang w:val="en-US"/>
         </w:rPr>
-        <w:t>mode</w:t>
-      </w:r>
-      <w:proofErr w:type="gramEnd"/>
+        <w:t>ean</w:t>
+      </w:r>
     </w:p>
     <w:p>
       <w:pPr>
@@ -705,22 +606,7 @@
           <w:lang w:eastAsia="en-IN" w:bidi="mr-IN"/>
           <w14:ligatures w14:val="none"/>
         </w:rPr>
-        <w:t>Nominal Ordinal Interval Ratio</w:t>
-      </w:r>
-      <w:r>
-        <w:rPr>
-          <w:rFonts w:ascii="Arial" w:eastAsia="Times New Roman" w:hAnsi="Arial" w:cs="Arial"/>
-          <w:b/>
-          <w:bCs/>
-          <w:color w:val="222222"/>
-          <w:kern w:val="36"/>
-          <w:sz w:val="38"/>
-          <w:szCs w:val="38"/>
-          <w:u w:val="single"/>
-          <w:lang w:eastAsia="en-IN" w:bidi="mr-IN"/>
-          <w14:ligatures w14:val="none"/>
-        </w:rPr>
-        <w:t>:</w:t>
+        <w:t>Nominal Ordinal Interval Ratio:</w:t>
       </w:r>
     </w:p>
     <w:p>
@@ -836,7 +722,6 @@
         </w:rPr>
         <w:t xml:space="preserve"> </w:t>
       </w:r>
-      <w:proofErr w:type="gramStart"/>
       <w:r>
         <w:rPr>
           <w:rFonts w:ascii="Times New Roman" w:eastAsia="Times New Roman" w:hAnsi="Times New Roman" w:cs="Times New Roman"/>
@@ -847,98 +732,7 @@
           <w:lang w:eastAsia="en-IN" w:bidi="mr-IN"/>
           <w14:ligatures w14:val="none"/>
         </w:rPr>
-        <w:t>( It</w:t>
-      </w:r>
-      <w:proofErr w:type="gramEnd"/>
-      <w:r>
-        <w:rPr>
-          <w:rFonts w:ascii="Times New Roman" w:eastAsia="Times New Roman" w:hAnsi="Times New Roman" w:cs="Times New Roman"/>
-          <w:color w:val="auto"/>
-          <w:kern w:val="0"/>
-          <w:sz w:val="26"/>
-          <w:szCs w:val="26"/>
-          <w:lang w:eastAsia="en-IN" w:bidi="mr-IN"/>
-          <w14:ligatures w14:val="none"/>
-        </w:rPr>
-        <w:t xml:space="preserve"> has only </w:t>
-      </w:r>
-      <w:proofErr w:type="gramStart"/>
-      <w:r>
-        <w:rPr>
-          <w:rFonts w:ascii="Times New Roman" w:eastAsia="Times New Roman" w:hAnsi="Times New Roman" w:cs="Times New Roman"/>
-          <w:color w:val="auto"/>
-          <w:kern w:val="0"/>
-          <w:sz w:val="26"/>
-          <w:szCs w:val="26"/>
-          <w:lang w:eastAsia="en-IN" w:bidi="mr-IN"/>
-          <w14:ligatures w14:val="none"/>
-        </w:rPr>
-        <w:t>categories )</w:t>
-      </w:r>
-      <w:proofErr w:type="gramEnd"/>
-      <w:r>
-        <w:rPr>
-          <w:rFonts w:ascii="Times New Roman" w:eastAsia="Times New Roman" w:hAnsi="Times New Roman" w:cs="Times New Roman"/>
-          <w:color w:val="auto"/>
-          <w:kern w:val="0"/>
-          <w:sz w:val="26"/>
-          <w:szCs w:val="26"/>
-          <w:lang w:eastAsia="en-IN" w:bidi="mr-IN"/>
-          <w14:ligatures w14:val="none"/>
-        </w:rPr>
-        <w:t xml:space="preserve"> </w:t>
-      </w:r>
-      <w:proofErr w:type="gramStart"/>
-      <w:r>
-        <w:rPr>
-          <w:rFonts w:ascii="Times New Roman" w:eastAsia="Times New Roman" w:hAnsi="Times New Roman" w:cs="Times New Roman"/>
-          <w:color w:val="auto"/>
-          <w:kern w:val="0"/>
-          <w:sz w:val="26"/>
-          <w:szCs w:val="26"/>
-          <w:lang w:eastAsia="en-IN" w:bidi="mr-IN"/>
-          <w14:ligatures w14:val="none"/>
-        </w:rPr>
-        <w:t>( No</w:t>
-      </w:r>
-      <w:proofErr w:type="gramEnd"/>
-      <w:r>
-        <w:rPr>
-          <w:rFonts w:ascii="Times New Roman" w:eastAsia="Times New Roman" w:hAnsi="Times New Roman" w:cs="Times New Roman"/>
-          <w:color w:val="auto"/>
-          <w:kern w:val="0"/>
-          <w:sz w:val="26"/>
-          <w:szCs w:val="26"/>
-          <w:lang w:eastAsia="en-IN" w:bidi="mr-IN"/>
-          <w14:ligatures w14:val="none"/>
-        </w:rPr>
-        <w:t xml:space="preserve"> comparison between </w:t>
-      </w:r>
-      <w:proofErr w:type="gramStart"/>
-      <w:r>
-        <w:rPr>
-          <w:rFonts w:ascii="Times New Roman" w:eastAsia="Times New Roman" w:hAnsi="Times New Roman" w:cs="Times New Roman"/>
-          <w:color w:val="auto"/>
-          <w:kern w:val="0"/>
-          <w:sz w:val="26"/>
-          <w:szCs w:val="26"/>
-          <w:lang w:eastAsia="en-IN" w:bidi="mr-IN"/>
-          <w14:ligatures w14:val="none"/>
-        </w:rPr>
-        <w:t>values )</w:t>
-      </w:r>
-      <w:proofErr w:type="gramEnd"/>
-      <w:r>
-        <w:rPr>
-          <w:rFonts w:ascii="Times New Roman" w:eastAsia="Times New Roman" w:hAnsi="Times New Roman" w:cs="Times New Roman"/>
-          <w:color w:val="auto"/>
-          <w:kern w:val="0"/>
-          <w:sz w:val="26"/>
-          <w:szCs w:val="26"/>
-          <w:lang w:eastAsia="en-IN" w:bidi="mr-IN"/>
-          <w14:ligatures w14:val="none"/>
-        </w:rPr>
-        <w:t xml:space="preserve"> </w:t>
+        <w:t xml:space="preserve">( It has only categories ) ( No comparison between values ) </w:t>
       </w:r>
     </w:p>
     <w:p>
@@ -1080,23 +874,8 @@
           <w:lang w:eastAsia="en-IN" w:bidi="mr-IN"/>
           <w14:ligatures w14:val="none"/>
         </w:rPr>
-        <w:t xml:space="preserve">Eye </w:t>
-      </w:r>
-      <w:proofErr w:type="spellStart"/>
-      <w:r>
-        <w:rPr>
-          <w:rFonts w:ascii="Times New Roman" w:eastAsia="Times New Roman" w:hAnsi="Times New Roman" w:cs="Times New Roman"/>
-          <w:b/>
-          <w:bCs/>
-          <w:kern w:val="0"/>
-          <w:sz w:val="26"/>
-          <w:szCs w:val="26"/>
-          <w:lang w:eastAsia="en-IN" w:bidi="mr-IN"/>
-          <w14:ligatures w14:val="none"/>
-        </w:rPr>
-        <w:t>color</w:t>
-      </w:r>
-      <w:proofErr w:type="spellEnd"/>
+        <w:t>Eye color</w:t>
+      </w:r>
       <w:r>
         <w:rPr>
           <w:rFonts w:ascii="Times New Roman" w:eastAsia="Times New Roman" w:hAnsi="Times New Roman" w:cs="Times New Roman"/>
@@ -1326,7 +1105,7 @@
           <w14:ligatures w14:val="none"/>
         </w:rPr>
         <w:pict w14:anchorId="02F19A40">
-          <v:rect id="_x0000_i1028" style="width:0;height:1.5pt" o:hralign="center" o:hrstd="t" o:hr="t" fillcolor="#a0a0a0" stroked="f"/>
+          <v:rect id="_x0000_i1027" style="width:0;height:1.5pt" o:hralign="center" o:hrstd="t" o:hr="t" fillcolor="#a0a0a0" stroked="f"/>
         </w:pict>
       </w:r>
     </w:p>
@@ -1358,7 +1137,6 @@
         </w:rPr>
         <w:t>2. Ordinal</w:t>
       </w:r>
-      <w:proofErr w:type="gramStart"/>
       <w:r>
         <w:rPr>
           <w:rFonts w:ascii="Times New Roman" w:eastAsia="Times New Roman" w:hAnsi="Times New Roman" w:cs="Times New Roman"/>
@@ -1381,33 +1159,8 @@
           <w:lang w:eastAsia="en-IN" w:bidi="mr-IN"/>
           <w14:ligatures w14:val="none"/>
         </w:rPr>
-        <w:t>(</w:t>
-      </w:r>
-      <w:proofErr w:type="gramEnd"/>
-      <w:r>
-        <w:rPr>
-          <w:rFonts w:ascii="Times New Roman" w:eastAsia="Times New Roman" w:hAnsi="Times New Roman" w:cs="Times New Roman"/>
-          <w:kern w:val="0"/>
-          <w:sz w:val="26"/>
-          <w:szCs w:val="26"/>
-          <w:lang w:eastAsia="en-IN" w:bidi="mr-IN"/>
-          <w14:ligatures w14:val="none"/>
-        </w:rPr>
-        <w:t xml:space="preserve"> comparison between </w:t>
-      </w:r>
-      <w:proofErr w:type="gramStart"/>
-      <w:r>
-        <w:rPr>
-          <w:rFonts w:ascii="Times New Roman" w:eastAsia="Times New Roman" w:hAnsi="Times New Roman" w:cs="Times New Roman"/>
-          <w:kern w:val="0"/>
-          <w:sz w:val="26"/>
-          <w:szCs w:val="26"/>
-          <w:lang w:eastAsia="en-IN" w:bidi="mr-IN"/>
-          <w14:ligatures w14:val="none"/>
-        </w:rPr>
-        <w:t>data )</w:t>
-      </w:r>
-      <w:proofErr w:type="gramEnd"/>
+        <w:t>( comparison between data )</w:t>
+      </w:r>
     </w:p>
     <w:p>
       <w:pPr>
@@ -1716,7 +1469,7 @@
           <w14:ligatures w14:val="none"/>
         </w:rPr>
         <w:pict w14:anchorId="09B74053">
-          <v:rect id="_x0000_i1029" style="width:0;height:1.5pt" o:hralign="center" o:hrstd="t" o:hr="t" fillcolor="#a0a0a0" stroked="f"/>
+          <v:rect id="_x0000_i1028" style="width:0;height:1.5pt" o:hralign="center" o:hrstd="t" o:hr="t" fillcolor="#a0a0a0" stroked="f"/>
         </w:pict>
       </w:r>
     </w:p>
@@ -1761,64 +1514,27 @@
         </w:rPr>
         <w:t xml:space="preserve"> </w:t>
       </w:r>
-      <w:proofErr w:type="gramStart"/>
-      <w:r>
-        <w:rPr>
-          <w:rFonts w:ascii="Times New Roman" w:eastAsia="Times New Roman" w:hAnsi="Times New Roman" w:cs="Times New Roman"/>
-          <w:kern w:val="0"/>
-          <w:sz w:val="26"/>
-          <w:szCs w:val="26"/>
-          <w:lang w:eastAsia="en-IN" w:bidi="mr-IN"/>
-          <w14:ligatures w14:val="none"/>
-        </w:rPr>
-        <w:t>( No</w:t>
-      </w:r>
-      <w:proofErr w:type="gramEnd"/>
-      <w:r>
-        <w:rPr>
-          <w:rFonts w:ascii="Times New Roman" w:eastAsia="Times New Roman" w:hAnsi="Times New Roman" w:cs="Times New Roman"/>
-          <w:kern w:val="0"/>
-          <w:sz w:val="26"/>
-          <w:szCs w:val="26"/>
-          <w:lang w:eastAsia="en-IN" w:bidi="mr-IN"/>
-          <w14:ligatures w14:val="none"/>
-        </w:rPr>
-        <w:t xml:space="preserve"> absolute </w:t>
-      </w:r>
-      <w:proofErr w:type="gramStart"/>
-      <w:r>
-        <w:rPr>
-          <w:rFonts w:ascii="Times New Roman" w:eastAsia="Times New Roman" w:hAnsi="Times New Roman" w:cs="Times New Roman"/>
-          <w:kern w:val="0"/>
-          <w:sz w:val="26"/>
-          <w:szCs w:val="26"/>
-          <w:lang w:eastAsia="en-IN" w:bidi="mr-IN"/>
-          <w14:ligatures w14:val="none"/>
-        </w:rPr>
-        <w:t xml:space="preserve">zero </w:t>
-      </w:r>
-      <w:r>
-        <w:rPr>
-          <w:rFonts w:ascii="Times New Roman" w:eastAsia="Times New Roman" w:hAnsi="Times New Roman" w:cs="Times New Roman"/>
-          <w:kern w:val="0"/>
-          <w:sz w:val="26"/>
-          <w:szCs w:val="26"/>
-          <w:lang w:eastAsia="en-IN" w:bidi="mr-IN"/>
-          <w14:ligatures w14:val="none"/>
-        </w:rPr>
-        <w:t>,</w:t>
-      </w:r>
-      <w:proofErr w:type="gramEnd"/>
-      <w:r>
-        <w:rPr>
-          <w:rFonts w:ascii="Times New Roman" w:eastAsia="Times New Roman" w:hAnsi="Times New Roman" w:cs="Times New Roman"/>
-          <w:kern w:val="0"/>
-          <w:sz w:val="26"/>
-          <w:szCs w:val="26"/>
-          <w:lang w:eastAsia="en-IN" w:bidi="mr-IN"/>
-          <w14:ligatures w14:val="none"/>
-        </w:rPr>
-        <w:t xml:space="preserve"> Ratios are meaningless</w:t>
+      <w:r>
+        <w:rPr>
+          <w:rFonts w:ascii="Times New Roman" w:eastAsia="Times New Roman" w:hAnsi="Times New Roman" w:cs="Times New Roman"/>
+          <w:kern w:val="0"/>
+          <w:sz w:val="26"/>
+          <w:szCs w:val="26"/>
+          <w:lang w:eastAsia="en-IN" w:bidi="mr-IN"/>
+          <w14:ligatures w14:val="none"/>
+        </w:rPr>
+        <w:t xml:space="preserve">( No absolute zero </w:t>
+      </w:r>
+      <w:r>
+        <w:rPr>
+          <w:rFonts w:ascii="Times New Roman" w:eastAsia="Times New Roman" w:hAnsi="Times New Roman" w:cs="Times New Roman"/>
+          <w:kern w:val="0"/>
+          <w:sz w:val="26"/>
+          <w:szCs w:val="26"/>
+          <w:lang w:eastAsia="en-IN" w:bidi="mr-IN"/>
+          <w14:ligatures w14:val="none"/>
+        </w:rPr>
+        <w:t>, Ratios are meaningless</w:t>
       </w:r>
       <w:r>
         <w:rPr>
@@ -1859,6 +1575,7 @@
           <w:lang w:eastAsia="en-IN" w:bidi="mr-IN"/>
           <w14:ligatures w14:val="none"/>
         </w:rPr>
+        <w:lastRenderedPageBreak/>
         <w:t>Definition:</w:t>
       </w:r>
       <w:r>
@@ -2176,7 +1893,7 @@
           <w14:ligatures w14:val="none"/>
         </w:rPr>
         <w:pict w14:anchorId="562B7709">
-          <v:rect id="_x0000_i1030" style="width:0;height:1.5pt" o:hralign="center" o:hrstd="t" o:hr="t" fillcolor="#a0a0a0" stroked="f"/>
+          <v:rect id="_x0000_i1029" style="width:0;height:1.5pt" o:hralign="center" o:hrstd="t" o:hr="t" fillcolor="#a0a0a0" stroked="f"/>
         </w:pict>
       </w:r>
     </w:p>
@@ -2235,21 +1952,7 @@
           <w:lang w:eastAsia="en-IN" w:bidi="mr-IN"/>
           <w14:ligatures w14:val="none"/>
         </w:rPr>
-        <w:t xml:space="preserve">4. </w:t>
-      </w:r>
-      <w:proofErr w:type="gramStart"/>
-      <w:r>
-        <w:rPr>
-          <w:rFonts w:ascii="Times New Roman" w:eastAsia="Times New Roman" w:hAnsi="Times New Roman" w:cs="Times New Roman"/>
-          <w:b/>
-          <w:bCs/>
-          <w:kern w:val="0"/>
-          <w:sz w:val="26"/>
-          <w:szCs w:val="26"/>
-          <w:lang w:eastAsia="en-IN" w:bidi="mr-IN"/>
-          <w14:ligatures w14:val="none"/>
-        </w:rPr>
-        <w:t>Ratio</w:t>
+        <w:t>4. Ratio</w:t>
       </w:r>
       <w:r>
         <w:rPr>
@@ -2286,19 +1989,7 @@
           <w:lang w:eastAsia="en-IN" w:bidi="mr-IN"/>
           <w14:ligatures w14:val="none"/>
         </w:rPr>
-        <w:t>(</w:t>
-      </w:r>
-      <w:proofErr w:type="gramEnd"/>
-      <w:r>
-        <w:rPr>
-          <w:rFonts w:ascii="Times New Roman" w:eastAsia="Times New Roman" w:hAnsi="Times New Roman" w:cs="Times New Roman"/>
-          <w:kern w:val="0"/>
-          <w:sz w:val="26"/>
-          <w:szCs w:val="26"/>
-          <w:lang w:eastAsia="en-IN" w:bidi="mr-IN"/>
-          <w14:ligatures w14:val="none"/>
-        </w:rPr>
-        <w:t>Absolute Zero present, Ratios have meaning)</w:t>
+        <w:t>(Absolute Zero present, Ratios have meaning)</w:t>
       </w:r>
     </w:p>
     <w:p>
@@ -2651,7 +2342,7 @@
           <w14:ligatures w14:val="none"/>
         </w:rPr>
         <w:pict w14:anchorId="0EFA4D82">
-          <v:rect id="_x0000_i1037" style="width:0;height:1.5pt" o:hralign="center" o:hrstd="t" o:hr="t" fillcolor="#a0a0a0" stroked="f"/>
+          <v:rect id="_x0000_i1030" style="width:0;height:1.5pt" o:hralign="center" o:hrstd="t" o:hr="t" fillcolor="#a0a0a0" stroked="f"/>
         </w:pict>
       </w:r>
     </w:p>
@@ -2696,9 +2387,8 @@
           <w:szCs w:val="26"/>
           <w:lang w:val="en-US"/>
         </w:rPr>
-        <w:t xml:space="preserve">Measures of </w:t>
-      </w:r>
-      <w:proofErr w:type="gramStart"/>
+        <w:t>Measures of Dispersion :</w:t>
+      </w:r>
       <w:r>
         <w:rPr>
           <w:b/>
@@ -2707,9 +2397,19 @@
           <w:szCs w:val="26"/>
           <w:lang w:val="en-US"/>
         </w:rPr>
-        <w:t>Dispersion :</w:t>
-      </w:r>
-      <w:proofErr w:type="gramEnd"/>
+        <w:t xml:space="preserve"> ( How spread data is ) </w:t>
+      </w:r>
+    </w:p>
+    <w:p>
+      <w:pPr>
+        <w:shd w:val="clear" w:color="auto" w:fill="FFFFFF"/>
+        <w:spacing w:after="0" w:line="450" w:lineRule="atLeast"/>
+        <w:outlineLvl w:val="0"/>
+        <w:rPr>
+          <w:sz w:val="26"/>
+          <w:szCs w:val="26"/>
+        </w:rPr>
+      </w:pPr>
       <w:r>
         <w:rPr>
           <w:b/>
@@ -2718,71 +2418,6 @@
           <w:szCs w:val="26"/>
           <w:lang w:val="en-US"/>
         </w:rPr>
-        <w:t xml:space="preserve"> </w:t>
-      </w:r>
-      <w:proofErr w:type="gramStart"/>
-      <w:r>
-        <w:rPr>
-          <w:b/>
-          <w:bCs/>
-          <w:sz w:val="26"/>
-          <w:szCs w:val="26"/>
-          <w:lang w:val="en-US"/>
-        </w:rPr>
-        <w:t>( How</w:t>
-      </w:r>
-      <w:proofErr w:type="gramEnd"/>
-      <w:r>
-        <w:rPr>
-          <w:b/>
-          <w:bCs/>
-          <w:sz w:val="26"/>
-          <w:szCs w:val="26"/>
-          <w:lang w:val="en-US"/>
-        </w:rPr>
-        <w:t xml:space="preserve"> spread data </w:t>
-      </w:r>
-      <w:proofErr w:type="gramStart"/>
-      <w:r>
-        <w:rPr>
-          <w:b/>
-          <w:bCs/>
-          <w:sz w:val="26"/>
-          <w:szCs w:val="26"/>
-          <w:lang w:val="en-US"/>
-        </w:rPr>
-        <w:t>is )</w:t>
-      </w:r>
-      <w:proofErr w:type="gramEnd"/>
-      <w:r>
-        <w:rPr>
-          <w:b/>
-          <w:bCs/>
-          <w:sz w:val="26"/>
-          <w:szCs w:val="26"/>
-          <w:lang w:val="en-US"/>
-        </w:rPr>
-        <w:t xml:space="preserve"> </w:t>
-      </w:r>
-    </w:p>
-    <w:p>
-      <w:pPr>
-        <w:shd w:val="clear" w:color="auto" w:fill="FFFFFF"/>
-        <w:spacing w:after="0" w:line="450" w:lineRule="atLeast"/>
-        <w:outlineLvl w:val="0"/>
-        <w:rPr>
-          <w:sz w:val="26"/>
-          <w:szCs w:val="26"/>
-        </w:rPr>
-      </w:pPr>
-      <w:r>
-        <w:rPr>
-          <w:b/>
-          <w:bCs/>
-          <w:sz w:val="26"/>
-          <w:szCs w:val="26"/>
-          <w:lang w:val="en-US"/>
-        </w:rPr>
         <w:br/>
       </w:r>
       <w:r>
@@ -2790,15 +2425,310 @@
           <w:sz w:val="26"/>
           <w:szCs w:val="26"/>
         </w:rPr>
-        <w:t xml:space="preserve">(1) Comparative </w:t>
-      </w:r>
-      <w:proofErr w:type="gramStart"/>
-      <w:r>
-        <w:rPr>
-          <w:sz w:val="26"/>
-          <w:szCs w:val="26"/>
-        </w:rPr>
-        <w:t>study</w:t>
+        <w:t>(1) Comparative study :</w:t>
+      </w:r>
+    </w:p>
+    <w:p>
+      <w:pPr>
+        <w:shd w:val="clear" w:color="auto" w:fill="FFFFFF"/>
+        <w:spacing w:after="0" w:line="450" w:lineRule="atLeast"/>
+        <w:ind w:firstLine="720"/>
+        <w:outlineLvl w:val="0"/>
+        <w:rPr>
+          <w:sz w:val="26"/>
+          <w:szCs w:val="26"/>
+        </w:rPr>
+      </w:pPr>
+      <w:r>
+        <w:rPr>
+          <w:b/>
+          <w:bCs/>
+          <w:sz w:val="26"/>
+          <w:szCs w:val="26"/>
+        </w:rPr>
+        <w:t>Smaller</w:t>
+      </w:r>
+      <w:r>
+        <w:rPr>
+          <w:sz w:val="26"/>
+          <w:szCs w:val="26"/>
+        </w:rPr>
+        <w:t xml:space="preserve"> the </w:t>
+      </w:r>
+      <w:r>
+        <w:rPr>
+          <w:b/>
+          <w:bCs/>
+          <w:sz w:val="26"/>
+          <w:szCs w:val="26"/>
+        </w:rPr>
+        <w:t>magnitude</w:t>
+      </w:r>
+      <w:r>
+        <w:rPr>
+          <w:sz w:val="26"/>
+          <w:szCs w:val="26"/>
+        </w:rPr>
+        <w:t xml:space="preserve"> (value) of dispersion, </w:t>
+      </w:r>
+      <w:r>
+        <w:rPr>
+          <w:b/>
+          <w:bCs/>
+          <w:sz w:val="26"/>
+          <w:szCs w:val="26"/>
+        </w:rPr>
+        <w:t>higher</w:t>
+      </w:r>
+      <w:r>
+        <w:rPr>
+          <w:sz w:val="26"/>
+          <w:szCs w:val="26"/>
+        </w:rPr>
+        <w:t xml:space="preserve"> is the </w:t>
+      </w:r>
+      <w:r>
+        <w:rPr>
+          <w:b/>
+          <w:bCs/>
+          <w:sz w:val="26"/>
+          <w:szCs w:val="26"/>
+        </w:rPr>
+        <w:t>consistency</w:t>
+      </w:r>
+      <w:r>
+        <w:rPr>
+          <w:sz w:val="26"/>
+          <w:szCs w:val="26"/>
+        </w:rPr>
+        <w:t xml:space="preserve"> or </w:t>
+      </w:r>
+      <w:r>
+        <w:rPr>
+          <w:b/>
+          <w:bCs/>
+          <w:sz w:val="26"/>
+          <w:szCs w:val="26"/>
+        </w:rPr>
+        <w:t>uniformity</w:t>
+      </w:r>
+      <w:r>
+        <w:rPr>
+          <w:sz w:val="26"/>
+          <w:szCs w:val="26"/>
+        </w:rPr>
+        <w:t xml:space="preserve"> and vice-versa.</w:t>
+      </w:r>
+    </w:p>
+    <w:p>
+      <w:pPr>
+        <w:shd w:val="clear" w:color="auto" w:fill="FFFFFF"/>
+        <w:spacing w:after="0" w:line="450" w:lineRule="atLeast"/>
+        <w:outlineLvl w:val="0"/>
+        <w:rPr>
+          <w:sz w:val="26"/>
+          <w:szCs w:val="26"/>
+        </w:rPr>
+      </w:pPr>
+    </w:p>
+    <w:p>
+      <w:pPr>
+        <w:shd w:val="clear" w:color="auto" w:fill="FFFFFF"/>
+        <w:spacing w:after="0" w:line="450" w:lineRule="atLeast"/>
+        <w:outlineLvl w:val="0"/>
+        <w:rPr>
+          <w:sz w:val="26"/>
+          <w:szCs w:val="26"/>
+        </w:rPr>
+      </w:pPr>
+      <w:r>
+        <w:rPr>
+          <w:sz w:val="26"/>
+          <w:szCs w:val="26"/>
+        </w:rPr>
+        <w:t>(2) Reliability of an average</w:t>
+      </w:r>
+      <w:r>
+        <w:rPr>
+          <w:sz w:val="26"/>
+          <w:szCs w:val="26"/>
+        </w:rPr>
+        <w:t xml:space="preserve"> : </w:t>
+      </w:r>
+    </w:p>
+    <w:p>
+      <w:pPr>
+        <w:shd w:val="clear" w:color="auto" w:fill="FFFFFF"/>
+        <w:spacing w:after="0" w:line="450" w:lineRule="atLeast"/>
+        <w:outlineLvl w:val="0"/>
+        <w:rPr>
+          <w:sz w:val="26"/>
+          <w:szCs w:val="26"/>
+        </w:rPr>
+      </w:pPr>
+      <w:r>
+        <w:rPr>
+          <w:sz w:val="26"/>
+          <w:szCs w:val="26"/>
+        </w:rPr>
+        <w:tab/>
+        <w:t>Small dispersion means less variation between values and averages. It means average is reliable and a  good representation of the data.</w:t>
+      </w:r>
+    </w:p>
+    <w:p>
+      <w:pPr>
+        <w:shd w:val="clear" w:color="auto" w:fill="FFFFFF"/>
+        <w:spacing w:after="0" w:line="450" w:lineRule="atLeast"/>
+        <w:outlineLvl w:val="0"/>
+        <w:rPr>
+          <w:sz w:val="26"/>
+          <w:szCs w:val="26"/>
+        </w:rPr>
+      </w:pPr>
+    </w:p>
+    <w:p>
+      <w:pPr>
+        <w:shd w:val="clear" w:color="auto" w:fill="FFFFFF"/>
+        <w:spacing w:after="0" w:line="450" w:lineRule="atLeast"/>
+        <w:outlineLvl w:val="0"/>
+        <w:rPr>
+          <w:sz w:val="26"/>
+          <w:szCs w:val="26"/>
+        </w:rPr>
+      </w:pPr>
+      <w:r>
+        <w:rPr>
+          <w:sz w:val="26"/>
+          <w:szCs w:val="26"/>
+        </w:rPr>
+        <w:t>(3) Control the variability</w:t>
+      </w:r>
+      <w:r>
+        <w:rPr>
+          <w:sz w:val="26"/>
+          <w:szCs w:val="26"/>
+        </w:rPr>
+        <w:t xml:space="preserve"> : </w:t>
+      </w:r>
+    </w:p>
+    <w:p>
+      <w:pPr>
+        <w:shd w:val="clear" w:color="auto" w:fill="FFFFFF"/>
+        <w:spacing w:after="0" w:line="450" w:lineRule="atLeast"/>
+        <w:outlineLvl w:val="0"/>
+        <w:rPr>
+          <w:sz w:val="26"/>
+          <w:szCs w:val="26"/>
+        </w:rPr>
+      </w:pPr>
+      <w:r>
+        <w:rPr>
+          <w:sz w:val="26"/>
+          <w:szCs w:val="26"/>
+        </w:rPr>
+        <w:tab/>
+      </w:r>
+      <w:r>
+        <w:rPr>
+          <w:sz w:val="26"/>
+          <w:szCs w:val="26"/>
+        </w:rPr>
+        <w:t>Different measures of dispersion provide us data of variability from different angles,</w:t>
+      </w:r>
+    </w:p>
+    <w:p>
+      <w:pPr>
+        <w:shd w:val="clear" w:color="auto" w:fill="FFFFFF"/>
+        <w:spacing w:after="0" w:line="450" w:lineRule="atLeast"/>
+        <w:outlineLvl w:val="0"/>
+        <w:rPr>
+          <w:sz w:val="26"/>
+          <w:szCs w:val="26"/>
+        </w:rPr>
+      </w:pPr>
+      <w:r>
+        <w:rPr>
+          <w:sz w:val="26"/>
+          <w:szCs w:val="26"/>
+        </w:rPr>
+        <w:t>and this knowledge can prove helpful in controlling the variation.</w:t>
+      </w:r>
+    </w:p>
+    <w:p>
+      <w:pPr>
+        <w:shd w:val="clear" w:color="auto" w:fill="FFFFFF"/>
+        <w:spacing w:after="0" w:line="450" w:lineRule="atLeast"/>
+        <w:outlineLvl w:val="0"/>
+        <w:rPr>
+          <w:sz w:val="26"/>
+          <w:szCs w:val="26"/>
+        </w:rPr>
+      </w:pPr>
+    </w:p>
+    <w:p>
+      <w:pPr>
+        <w:shd w:val="clear" w:color="auto" w:fill="FFFFFF"/>
+        <w:spacing w:after="0" w:line="450" w:lineRule="atLeast"/>
+        <w:ind w:firstLine="720"/>
+        <w:outlineLvl w:val="0"/>
+        <w:rPr>
+          <w:sz w:val="26"/>
+          <w:szCs w:val="26"/>
+        </w:rPr>
+      </w:pPr>
+      <w:r>
+        <w:rPr>
+          <w:sz w:val="26"/>
+          <w:szCs w:val="26"/>
+        </w:rPr>
+        <w:t xml:space="preserve"> Especially in the financial analysis of business and medicine, these measures of</w:t>
+      </w:r>
+    </w:p>
+    <w:p>
+      <w:pPr>
+        <w:shd w:val="clear" w:color="auto" w:fill="FFFFFF"/>
+        <w:spacing w:after="0" w:line="450" w:lineRule="atLeast"/>
+        <w:outlineLvl w:val="0"/>
+        <w:rPr>
+          <w:sz w:val="26"/>
+          <w:szCs w:val="26"/>
+        </w:rPr>
+      </w:pPr>
+      <w:r>
+        <w:rPr>
+          <w:sz w:val="26"/>
+          <w:szCs w:val="26"/>
+        </w:rPr>
+        <w:t>dispersion can prove very useful.</w:t>
+      </w:r>
+    </w:p>
+    <w:p>
+      <w:pPr>
+        <w:shd w:val="clear" w:color="auto" w:fill="FFFFFF"/>
+        <w:spacing w:after="0" w:line="450" w:lineRule="atLeast"/>
+        <w:outlineLvl w:val="0"/>
+        <w:rPr>
+          <w:sz w:val="26"/>
+          <w:szCs w:val="26"/>
+        </w:rPr>
+      </w:pPr>
+    </w:p>
+    <w:p>
+      <w:pPr>
+        <w:shd w:val="clear" w:color="auto" w:fill="FFFFFF"/>
+        <w:spacing w:after="0" w:line="450" w:lineRule="atLeast"/>
+        <w:outlineLvl w:val="0"/>
+        <w:rPr>
+          <w:sz w:val="26"/>
+          <w:szCs w:val="26"/>
+        </w:rPr>
+      </w:pPr>
+      <w:r>
+        <w:rPr>
+          <w:sz w:val="26"/>
+          <w:szCs w:val="26"/>
+        </w:rPr>
+        <w:t>(4) Basis for further statistical analysis</w:t>
       </w:r>
       <w:r>
         <w:rPr>
@@ -2807,7 +2737,137 @@
         </w:rPr>
         <w:t xml:space="preserve"> :</w:t>
       </w:r>
-      <w:proofErr w:type="gramEnd"/>
+      <w:r>
+        <w:rPr>
+          <w:sz w:val="26"/>
+          <w:szCs w:val="26"/>
+        </w:rPr>
+        <w:br/>
+      </w:r>
+      <w:r>
+        <w:rPr>
+          <w:sz w:val="26"/>
+          <w:szCs w:val="26"/>
+        </w:rPr>
+        <w:tab/>
+      </w:r>
+      <w:r>
+        <w:rPr>
+          <w:sz w:val="26"/>
+          <w:szCs w:val="26"/>
+        </w:rPr>
+        <w:t>• Measures of dispersion provide the basis for further statistical analysis like computing</w:t>
+      </w:r>
+    </w:p>
+    <w:p>
+      <w:pPr>
+        <w:shd w:val="clear" w:color="auto" w:fill="FFFFFF"/>
+        <w:spacing w:after="0" w:line="450" w:lineRule="atLeast"/>
+        <w:outlineLvl w:val="0"/>
+        <w:rPr>
+          <w:sz w:val="26"/>
+          <w:szCs w:val="26"/>
+        </w:rPr>
+      </w:pPr>
+      <w:r>
+        <w:rPr>
+          <w:sz w:val="26"/>
+          <w:szCs w:val="26"/>
+        </w:rPr>
+        <w:t>correlation, regression, test of hypothesis, etc.</w:t>
+      </w:r>
+    </w:p>
+    <w:p>
+      <w:pPr>
+        <w:shd w:val="clear" w:color="auto" w:fill="FFFFFF"/>
+        <w:spacing w:after="0" w:line="450" w:lineRule="atLeast"/>
+        <w:outlineLvl w:val="0"/>
+        <w:rPr>
+          <w:sz w:val="26"/>
+          <w:szCs w:val="26"/>
+        </w:rPr>
+      </w:pPr>
+    </w:p>
+    <w:p>
+      <w:pPr>
+        <w:shd w:val="clear" w:color="auto" w:fill="FFFFFF"/>
+        <w:spacing w:after="0" w:line="450" w:lineRule="atLeast"/>
+        <w:outlineLvl w:val="0"/>
+        <w:rPr>
+          <w:sz w:val="26"/>
+          <w:szCs w:val="26"/>
+        </w:rPr>
+      </w:pPr>
+    </w:p>
+    <w:p>
+      <w:pPr>
+        <w:shd w:val="clear" w:color="auto" w:fill="FFFFFF"/>
+        <w:spacing w:after="0" w:line="450" w:lineRule="atLeast"/>
+        <w:outlineLvl w:val="0"/>
+        <w:rPr>
+          <w:b/>
+          <w:bCs/>
+          <w:sz w:val="26"/>
+          <w:szCs w:val="26"/>
+          <w:u w:val="single"/>
+        </w:rPr>
+      </w:pPr>
+      <w:r>
+        <w:rPr>
+          <w:b/>
+          <w:bCs/>
+          <w:sz w:val="26"/>
+          <w:szCs w:val="26"/>
+          <w:u w:val="single"/>
+        </w:rPr>
+        <w:t>Range</w:t>
+      </w:r>
+      <w:r>
+        <w:rPr>
+          <w:b/>
+          <w:bCs/>
+          <w:sz w:val="26"/>
+          <w:szCs w:val="26"/>
+          <w:u w:val="single"/>
+        </w:rPr>
+        <w:t xml:space="preserve"> : </w:t>
+      </w:r>
+      <w:r>
+        <w:rPr>
+          <w:sz w:val="26"/>
+          <w:szCs w:val="26"/>
+        </w:rPr>
+        <w:t>If L is the largest observation in the data and S is the smallest observation, then</w:t>
+      </w:r>
+    </w:p>
+    <w:p>
+      <w:pPr>
+        <w:shd w:val="clear" w:color="auto" w:fill="FFFFFF"/>
+        <w:spacing w:after="0" w:line="450" w:lineRule="atLeast"/>
+        <w:outlineLvl w:val="0"/>
+        <w:rPr>
+          <w:sz w:val="26"/>
+          <w:szCs w:val="26"/>
+        </w:rPr>
+      </w:pPr>
+      <w:r>
+        <w:rPr>
+          <w:sz w:val="26"/>
+          <w:szCs w:val="26"/>
+        </w:rPr>
+        <w:t>range is the difference between L and S. Thus,</w:t>
+      </w:r>
+    </w:p>
+    <w:p>
+      <w:pPr>
+        <w:shd w:val="clear" w:color="auto" w:fill="FFFFFF"/>
+        <w:spacing w:after="0" w:line="450" w:lineRule="atLeast"/>
+        <w:outlineLvl w:val="0"/>
+        <w:rPr>
+          <w:sz w:val="26"/>
+          <w:szCs w:val="26"/>
+        </w:rPr>
+      </w:pPr>
     </w:p>
     <w:p>
       <w:pPr>
@@ -2822,554 +2882,25 @@
       </w:pPr>
       <w:r>
         <w:rPr>
-          <w:b/>
-          <w:bCs/>
-          <w:sz w:val="26"/>
-          <w:szCs w:val="26"/>
-        </w:rPr>
-        <w:t>S</w:t>
-      </w:r>
-      <w:r>
-        <w:rPr>
-          <w:b/>
-          <w:bCs/>
-          <w:sz w:val="26"/>
-          <w:szCs w:val="26"/>
-        </w:rPr>
-        <w:t>maller</w:t>
-      </w:r>
-      <w:r>
-        <w:rPr>
-          <w:sz w:val="26"/>
-          <w:szCs w:val="26"/>
-        </w:rPr>
-        <w:t xml:space="preserve"> the </w:t>
-      </w:r>
-      <w:r>
-        <w:rPr>
-          <w:b/>
-          <w:bCs/>
-          <w:sz w:val="26"/>
-          <w:szCs w:val="26"/>
-        </w:rPr>
-        <w:t>magnitude</w:t>
-      </w:r>
-      <w:r>
-        <w:rPr>
-          <w:sz w:val="26"/>
-          <w:szCs w:val="26"/>
-        </w:rPr>
-        <w:t xml:space="preserve"> (value) of dispersion, </w:t>
-      </w:r>
-      <w:r>
-        <w:rPr>
-          <w:b/>
-          <w:bCs/>
-          <w:sz w:val="26"/>
-          <w:szCs w:val="26"/>
-        </w:rPr>
-        <w:t>higher</w:t>
-      </w:r>
-      <w:r>
-        <w:rPr>
-          <w:sz w:val="26"/>
-          <w:szCs w:val="26"/>
-        </w:rPr>
-        <w:t xml:space="preserve"> is the </w:t>
-      </w:r>
-      <w:r>
-        <w:rPr>
-          <w:b/>
-          <w:bCs/>
-          <w:sz w:val="26"/>
-          <w:szCs w:val="26"/>
-        </w:rPr>
-        <w:t>consistency</w:t>
-      </w:r>
-      <w:r>
-        <w:rPr>
-          <w:sz w:val="26"/>
-          <w:szCs w:val="26"/>
-        </w:rPr>
-        <w:t xml:space="preserve"> or </w:t>
-      </w:r>
-      <w:r>
-        <w:rPr>
-          <w:b/>
-          <w:bCs/>
-          <w:sz w:val="26"/>
-          <w:szCs w:val="26"/>
-        </w:rPr>
-        <w:t>uniformity</w:t>
-      </w:r>
-      <w:r>
-        <w:rPr>
-          <w:sz w:val="26"/>
-          <w:szCs w:val="26"/>
-        </w:rPr>
-        <w:t xml:space="preserve"> and vice-versa.</w:t>
-      </w:r>
-    </w:p>
-    <w:p>
-      <w:pPr>
-        <w:shd w:val="clear" w:color="auto" w:fill="FFFFFF"/>
-        <w:spacing w:after="0" w:line="450" w:lineRule="atLeast"/>
-        <w:outlineLvl w:val="0"/>
-        <w:rPr>
-          <w:sz w:val="26"/>
-          <w:szCs w:val="26"/>
-        </w:rPr>
-      </w:pPr>
-    </w:p>
-    <w:p>
-      <w:pPr>
-        <w:shd w:val="clear" w:color="auto" w:fill="FFFFFF"/>
-        <w:spacing w:after="0" w:line="450" w:lineRule="atLeast"/>
-        <w:outlineLvl w:val="0"/>
-        <w:rPr>
-          <w:sz w:val="26"/>
-          <w:szCs w:val="26"/>
-        </w:rPr>
-      </w:pPr>
-      <w:r>
-        <w:rPr>
-          <w:sz w:val="26"/>
-          <w:szCs w:val="26"/>
-        </w:rPr>
-        <w:t xml:space="preserve">(2) Reliability of an </w:t>
-      </w:r>
-      <w:proofErr w:type="gramStart"/>
-      <w:r>
-        <w:rPr>
-          <w:sz w:val="26"/>
-          <w:szCs w:val="26"/>
-        </w:rPr>
-        <w:t>average</w:t>
-      </w:r>
-      <w:r>
-        <w:rPr>
-          <w:sz w:val="26"/>
-          <w:szCs w:val="26"/>
-        </w:rPr>
-        <w:t xml:space="preserve"> :</w:t>
-      </w:r>
-      <w:proofErr w:type="gramEnd"/>
-      <w:r>
-        <w:rPr>
-          <w:sz w:val="26"/>
-          <w:szCs w:val="26"/>
-        </w:rPr>
-        <w:t xml:space="preserve"> </w:t>
-      </w:r>
-    </w:p>
-    <w:p>
-      <w:pPr>
-        <w:shd w:val="clear" w:color="auto" w:fill="FFFFFF"/>
-        <w:spacing w:after="0" w:line="450" w:lineRule="atLeast"/>
-        <w:outlineLvl w:val="0"/>
-        <w:rPr>
-          <w:sz w:val="26"/>
-          <w:szCs w:val="26"/>
-        </w:rPr>
-      </w:pPr>
+          <w:sz w:val="26"/>
+          <w:szCs w:val="26"/>
+        </w:rPr>
+        <w:t>Range = L-S</w:t>
+      </w:r>
+      <w:r>
+        <w:rPr>
+          <w:sz w:val="26"/>
+          <w:szCs w:val="26"/>
+        </w:rPr>
+        <w:t xml:space="preserve">  </w:t>
+      </w:r>
       <w:r>
         <w:rPr>
           <w:sz w:val="26"/>
           <w:szCs w:val="26"/>
         </w:rPr>
         <w:tab/>
-        <w:t xml:space="preserve">Small dispersion means less variation between values and averages. It means average is reliable and </w:t>
-      </w:r>
-      <w:proofErr w:type="gramStart"/>
-      <w:r>
-        <w:rPr>
-          <w:sz w:val="26"/>
-          <w:szCs w:val="26"/>
-        </w:rPr>
-        <w:t>a  good</w:t>
-      </w:r>
-      <w:proofErr w:type="gramEnd"/>
-      <w:r>
-        <w:rPr>
-          <w:sz w:val="26"/>
-          <w:szCs w:val="26"/>
-        </w:rPr>
-        <w:t xml:space="preserve"> representation of the data.</w:t>
-      </w:r>
-    </w:p>
-    <w:p>
-      <w:pPr>
-        <w:shd w:val="clear" w:color="auto" w:fill="FFFFFF"/>
-        <w:spacing w:after="0" w:line="450" w:lineRule="atLeast"/>
-        <w:outlineLvl w:val="0"/>
-        <w:rPr>
-          <w:sz w:val="26"/>
-          <w:szCs w:val="26"/>
-        </w:rPr>
-      </w:pPr>
-    </w:p>
-    <w:p>
-      <w:pPr>
-        <w:shd w:val="clear" w:color="auto" w:fill="FFFFFF"/>
-        <w:spacing w:after="0" w:line="450" w:lineRule="atLeast"/>
-        <w:outlineLvl w:val="0"/>
-        <w:rPr>
-          <w:sz w:val="26"/>
-          <w:szCs w:val="26"/>
-        </w:rPr>
-      </w:pPr>
-      <w:r>
-        <w:rPr>
-          <w:sz w:val="26"/>
-          <w:szCs w:val="26"/>
-        </w:rPr>
-        <w:t xml:space="preserve">(3) Control the </w:t>
-      </w:r>
-      <w:proofErr w:type="gramStart"/>
-      <w:r>
-        <w:rPr>
-          <w:sz w:val="26"/>
-          <w:szCs w:val="26"/>
-        </w:rPr>
-        <w:t>variability</w:t>
-      </w:r>
-      <w:r>
-        <w:rPr>
-          <w:sz w:val="26"/>
-          <w:szCs w:val="26"/>
-        </w:rPr>
-        <w:t xml:space="preserve"> :</w:t>
-      </w:r>
-      <w:proofErr w:type="gramEnd"/>
-      <w:r>
-        <w:rPr>
-          <w:sz w:val="26"/>
-          <w:szCs w:val="26"/>
-        </w:rPr>
-        <w:t xml:space="preserve"> </w:t>
-      </w:r>
-    </w:p>
-    <w:p>
-      <w:pPr>
-        <w:shd w:val="clear" w:color="auto" w:fill="FFFFFF"/>
-        <w:spacing w:after="0" w:line="450" w:lineRule="atLeast"/>
-        <w:outlineLvl w:val="0"/>
-        <w:rPr>
-          <w:sz w:val="26"/>
-          <w:szCs w:val="26"/>
-        </w:rPr>
-      </w:pPr>
-      <w:r>
-        <w:rPr>
-          <w:sz w:val="26"/>
-          <w:szCs w:val="26"/>
-        </w:rPr>
-        <w:tab/>
-      </w:r>
-      <w:r>
-        <w:rPr>
-          <w:sz w:val="26"/>
-          <w:szCs w:val="26"/>
-        </w:rPr>
-        <w:t>Different measures of dispersion provide us data of variability from different angles,</w:t>
-      </w:r>
-    </w:p>
-    <w:p>
-      <w:pPr>
-        <w:shd w:val="clear" w:color="auto" w:fill="FFFFFF"/>
-        <w:spacing w:after="0" w:line="450" w:lineRule="atLeast"/>
-        <w:outlineLvl w:val="0"/>
-        <w:rPr>
-          <w:sz w:val="26"/>
-          <w:szCs w:val="26"/>
-        </w:rPr>
-      </w:pPr>
-      <w:r>
-        <w:rPr>
-          <w:sz w:val="26"/>
-          <w:szCs w:val="26"/>
-        </w:rPr>
-        <w:t>and this knowledge can prove helpful in controlling the variation.</w:t>
-      </w:r>
-    </w:p>
-    <w:p>
-      <w:pPr>
-        <w:shd w:val="clear" w:color="auto" w:fill="FFFFFF"/>
-        <w:spacing w:after="0" w:line="450" w:lineRule="atLeast"/>
-        <w:outlineLvl w:val="0"/>
-        <w:rPr>
-          <w:sz w:val="26"/>
-          <w:szCs w:val="26"/>
-        </w:rPr>
-      </w:pPr>
-    </w:p>
-    <w:p>
-      <w:pPr>
-        <w:shd w:val="clear" w:color="auto" w:fill="FFFFFF"/>
-        <w:spacing w:after="0" w:line="450" w:lineRule="atLeast"/>
-        <w:ind w:firstLine="720"/>
-        <w:outlineLvl w:val="0"/>
-        <w:rPr>
-          <w:sz w:val="26"/>
-          <w:szCs w:val="26"/>
-        </w:rPr>
-      </w:pPr>
-      <w:r>
-        <w:rPr>
-          <w:sz w:val="26"/>
-          <w:szCs w:val="26"/>
-        </w:rPr>
-        <w:t xml:space="preserve"> Especially in the financial analysis of business and medicine, these measures of</w:t>
-      </w:r>
-    </w:p>
-    <w:p>
-      <w:pPr>
-        <w:shd w:val="clear" w:color="auto" w:fill="FFFFFF"/>
-        <w:spacing w:after="0" w:line="450" w:lineRule="atLeast"/>
-        <w:outlineLvl w:val="0"/>
-        <w:rPr>
-          <w:sz w:val="26"/>
-          <w:szCs w:val="26"/>
-        </w:rPr>
-      </w:pPr>
-      <w:r>
-        <w:rPr>
-          <w:sz w:val="26"/>
-          <w:szCs w:val="26"/>
-        </w:rPr>
-        <w:t>dispersion can prove very useful.</w:t>
-      </w:r>
-    </w:p>
-    <w:p>
-      <w:pPr>
-        <w:shd w:val="clear" w:color="auto" w:fill="FFFFFF"/>
-        <w:spacing w:after="0" w:line="450" w:lineRule="atLeast"/>
-        <w:outlineLvl w:val="0"/>
-        <w:rPr>
-          <w:sz w:val="26"/>
-          <w:szCs w:val="26"/>
-        </w:rPr>
-      </w:pPr>
-    </w:p>
-    <w:p>
-      <w:pPr>
-        <w:shd w:val="clear" w:color="auto" w:fill="FFFFFF"/>
-        <w:spacing w:after="0" w:line="450" w:lineRule="atLeast"/>
-        <w:outlineLvl w:val="0"/>
-        <w:rPr>
-          <w:sz w:val="26"/>
-          <w:szCs w:val="26"/>
-        </w:rPr>
-      </w:pPr>
-      <w:r>
-        <w:rPr>
-          <w:sz w:val="26"/>
-          <w:szCs w:val="26"/>
-        </w:rPr>
-        <w:t xml:space="preserve">(4) Basis for further statistical </w:t>
-      </w:r>
-      <w:proofErr w:type="gramStart"/>
-      <w:r>
-        <w:rPr>
-          <w:sz w:val="26"/>
-          <w:szCs w:val="26"/>
-        </w:rPr>
-        <w:t>analysis</w:t>
-      </w:r>
-      <w:r>
-        <w:rPr>
-          <w:sz w:val="26"/>
-          <w:szCs w:val="26"/>
-        </w:rPr>
-        <w:t xml:space="preserve"> :</w:t>
-      </w:r>
-      <w:proofErr w:type="gramEnd"/>
-      <w:r>
-        <w:rPr>
-          <w:sz w:val="26"/>
-          <w:szCs w:val="26"/>
-        </w:rPr>
-        <w:br/>
-      </w:r>
-      <w:r>
-        <w:rPr>
-          <w:sz w:val="26"/>
-          <w:szCs w:val="26"/>
-        </w:rPr>
-        <w:tab/>
-      </w:r>
-      <w:r>
-        <w:rPr>
-          <w:sz w:val="26"/>
-          <w:szCs w:val="26"/>
-        </w:rPr>
-        <w:t>• Measures of dispersion provide the basis for further statistical analysis like computing</w:t>
-      </w:r>
-    </w:p>
-    <w:p>
-      <w:pPr>
-        <w:shd w:val="clear" w:color="auto" w:fill="FFFFFF"/>
-        <w:spacing w:after="0" w:line="450" w:lineRule="atLeast"/>
-        <w:outlineLvl w:val="0"/>
-        <w:rPr>
-          <w:sz w:val="26"/>
-          <w:szCs w:val="26"/>
-        </w:rPr>
-      </w:pPr>
-      <w:r>
-        <w:rPr>
-          <w:sz w:val="26"/>
-          <w:szCs w:val="26"/>
-        </w:rPr>
-        <w:t>correlation, regression, test of hypothesis, etc.</w:t>
-      </w:r>
-    </w:p>
-    <w:p>
-      <w:pPr>
-        <w:shd w:val="clear" w:color="auto" w:fill="FFFFFF"/>
-        <w:spacing w:after="0" w:line="450" w:lineRule="atLeast"/>
-        <w:outlineLvl w:val="0"/>
-        <w:rPr>
-          <w:sz w:val="26"/>
-          <w:szCs w:val="26"/>
-        </w:rPr>
-      </w:pPr>
-    </w:p>
-    <w:p>
-      <w:pPr>
-        <w:shd w:val="clear" w:color="auto" w:fill="FFFFFF"/>
-        <w:spacing w:after="0" w:line="450" w:lineRule="atLeast"/>
-        <w:outlineLvl w:val="0"/>
-        <w:rPr>
-          <w:sz w:val="26"/>
-          <w:szCs w:val="26"/>
-        </w:rPr>
-      </w:pPr>
-    </w:p>
-    <w:p>
-      <w:pPr>
-        <w:shd w:val="clear" w:color="auto" w:fill="FFFFFF"/>
-        <w:spacing w:after="0" w:line="450" w:lineRule="atLeast"/>
-        <w:outlineLvl w:val="0"/>
-        <w:rPr>
-          <w:b/>
-          <w:bCs/>
-          <w:sz w:val="26"/>
-          <w:szCs w:val="26"/>
-          <w:u w:val="single"/>
-        </w:rPr>
-      </w:pPr>
-      <w:proofErr w:type="gramStart"/>
-      <w:r>
-        <w:rPr>
-          <w:b/>
-          <w:bCs/>
-          <w:sz w:val="26"/>
-          <w:szCs w:val="26"/>
-          <w:u w:val="single"/>
-        </w:rPr>
-        <w:lastRenderedPageBreak/>
-        <w:t>Range</w:t>
-      </w:r>
-      <w:r>
-        <w:rPr>
-          <w:b/>
-          <w:bCs/>
-          <w:sz w:val="26"/>
-          <w:szCs w:val="26"/>
-          <w:u w:val="single"/>
-        </w:rPr>
-        <w:t xml:space="preserve"> :</w:t>
-      </w:r>
-      <w:proofErr w:type="gramEnd"/>
-      <w:r>
-        <w:rPr>
-          <w:b/>
-          <w:bCs/>
-          <w:sz w:val="26"/>
-          <w:szCs w:val="26"/>
-          <w:u w:val="single"/>
-        </w:rPr>
-        <w:t xml:space="preserve"> </w:t>
-      </w:r>
-      <w:r>
-        <w:rPr>
-          <w:sz w:val="26"/>
-          <w:szCs w:val="26"/>
-        </w:rPr>
-        <w:t>If L is the largest observation in the data and S is the smallest observation, then</w:t>
-      </w:r>
-    </w:p>
-    <w:p>
-      <w:pPr>
-        <w:shd w:val="clear" w:color="auto" w:fill="FFFFFF"/>
-        <w:spacing w:after="0" w:line="450" w:lineRule="atLeast"/>
-        <w:outlineLvl w:val="0"/>
-        <w:rPr>
-          <w:sz w:val="26"/>
-          <w:szCs w:val="26"/>
-        </w:rPr>
-      </w:pPr>
-      <w:r>
-        <w:rPr>
-          <w:sz w:val="26"/>
-          <w:szCs w:val="26"/>
-        </w:rPr>
-        <w:t>range is the difference between L and S. Thus,</w:t>
-      </w:r>
-    </w:p>
-    <w:p>
-      <w:pPr>
-        <w:shd w:val="clear" w:color="auto" w:fill="FFFFFF"/>
-        <w:spacing w:after="0" w:line="450" w:lineRule="atLeast"/>
-        <w:outlineLvl w:val="0"/>
-        <w:rPr>
-          <w:sz w:val="26"/>
-          <w:szCs w:val="26"/>
-        </w:rPr>
-      </w:pPr>
-    </w:p>
-    <w:p>
-      <w:pPr>
-        <w:shd w:val="clear" w:color="auto" w:fill="FFFFFF"/>
-        <w:spacing w:after="0" w:line="450" w:lineRule="atLeast"/>
-        <w:ind w:firstLine="720"/>
-        <w:outlineLvl w:val="0"/>
-        <w:rPr>
-          <w:sz w:val="26"/>
-          <w:szCs w:val="26"/>
-        </w:rPr>
-      </w:pPr>
-      <w:r>
-        <w:rPr>
-          <w:sz w:val="26"/>
-          <w:szCs w:val="26"/>
-        </w:rPr>
-        <w:t>Range = L-</w:t>
-      </w:r>
-      <w:proofErr w:type="gramStart"/>
-      <w:r>
-        <w:rPr>
-          <w:sz w:val="26"/>
-          <w:szCs w:val="26"/>
-        </w:rPr>
-        <w:t>S</w:t>
-      </w:r>
-      <w:r>
-        <w:rPr>
-          <w:sz w:val="26"/>
-          <w:szCs w:val="26"/>
-        </w:rPr>
-        <w:t xml:space="preserve">  </w:t>
-      </w:r>
-      <w:r>
-        <w:rPr>
-          <w:sz w:val="26"/>
-          <w:szCs w:val="26"/>
-        </w:rPr>
-        <w:tab/>
-      </w:r>
-      <w:proofErr w:type="gramEnd"/>
+      </w:r>
       <w:r>
         <w:rPr>
           <w:sz w:val="26"/>
@@ -3780,7 +3311,6 @@
         </w:rPr>
         <w:t xml:space="preserve"> − </w:t>
       </w:r>
-      <w:proofErr w:type="gramStart"/>
       <w:r>
         <w:rPr>
           <w:rFonts w:ascii="Cambria Math" w:hAnsi="Cambria Math" w:cs="Cambria Math"/>
@@ -3802,16 +3332,7 @@
           <w:sz w:val="26"/>
           <w:szCs w:val="26"/>
         </w:rPr>
-        <w:t xml:space="preserve"> /</w:t>
-      </w:r>
-      <w:proofErr w:type="gramEnd"/>
-      <w:r>
-        <w:rPr>
-          <w:rFonts w:ascii="Cambria Math" w:hAnsi="Cambria Math" w:cs="Cambria Math"/>
-          <w:sz w:val="26"/>
-          <w:szCs w:val="26"/>
-        </w:rPr>
-        <w:t xml:space="preserve"> L + S</w:t>
+        <w:t xml:space="preserve"> / L + S</w:t>
       </w:r>
     </w:p>
     <w:p>
@@ -3838,23 +3359,281 @@
           <w:szCs w:val="26"/>
         </w:rPr>
       </w:pPr>
-      <w:proofErr w:type="gramStart"/>
-      <w:r>
-        <w:rPr>
-          <w:rFonts w:ascii="Cambria Math" w:hAnsi="Cambria Math" w:cs="Cambria Math"/>
-          <w:b/>
-          <w:bCs/>
-          <w:sz w:val="26"/>
-          <w:szCs w:val="26"/>
-        </w:rPr>
-        <w:t>NOTE :</w:t>
-      </w:r>
-      <w:proofErr w:type="gramEnd"/>
-      <w:r>
-        <w:rPr>
-          <w:rFonts w:ascii="Cambria Math" w:hAnsi="Cambria Math" w:cs="Cambria Math"/>
-          <w:b/>
-          <w:bCs/>
+      <w:r>
+        <w:rPr>
+          <w:rFonts w:ascii="Cambria Math" w:hAnsi="Cambria Math" w:cs="Cambria Math"/>
+          <w:b/>
+          <w:bCs/>
+          <w:sz w:val="26"/>
+          <w:szCs w:val="26"/>
+        </w:rPr>
+        <w:t xml:space="preserve">NOTE : </w:t>
+      </w:r>
+      <w:r>
+        <w:rPr>
+          <w:rFonts w:ascii="Cambria Math" w:hAnsi="Cambria Math" w:cs="Cambria Math"/>
+          <w:sz w:val="26"/>
+          <w:szCs w:val="26"/>
+        </w:rPr>
+        <w:t xml:space="preserve">  greater Range = greater Variation = Less consistency = Less reliability</w:t>
+      </w:r>
+    </w:p>
+    <w:p>
+      <w:pPr>
+        <w:shd w:val="clear" w:color="auto" w:fill="FFFFFF"/>
+        <w:spacing w:after="0" w:line="450" w:lineRule="atLeast"/>
+        <w:ind w:firstLine="720"/>
+        <w:outlineLvl w:val="0"/>
+        <w:rPr>
+          <w:rFonts w:ascii="Cambria Math" w:hAnsi="Cambria Math" w:cs="Cambria Math"/>
+          <w:sz w:val="26"/>
+          <w:szCs w:val="26"/>
+        </w:rPr>
+      </w:pPr>
+    </w:p>
+    <w:p>
+      <w:pPr>
+        <w:shd w:val="clear" w:color="auto" w:fill="FFFFFF"/>
+        <w:spacing w:after="0" w:line="450" w:lineRule="atLeast"/>
+        <w:outlineLvl w:val="0"/>
+        <w:rPr>
+          <w:rFonts w:ascii="Cambria Math" w:hAnsi="Cambria Math" w:cs="Cambria Math"/>
+          <w:sz w:val="26"/>
+          <w:szCs w:val="26"/>
+        </w:rPr>
+      </w:pPr>
+    </w:p>
+    <w:p>
+      <w:pPr>
+        <w:shd w:val="clear" w:color="auto" w:fill="FFFFFF"/>
+        <w:spacing w:after="0" w:line="450" w:lineRule="atLeast"/>
+        <w:outlineLvl w:val="0"/>
+        <w:rPr>
+          <w:rFonts w:ascii="Cambria Math" w:hAnsi="Cambria Math" w:cs="Cambria Math"/>
+          <w:b/>
+          <w:bCs/>
+          <w:sz w:val="26"/>
+          <w:szCs w:val="26"/>
+        </w:rPr>
+      </w:pPr>
+      <w:r>
+        <w:rPr>
+          <w:rFonts w:ascii="Cambria Math" w:hAnsi="Cambria Math" w:cs="Cambria Math"/>
+          <w:b/>
+          <w:bCs/>
+          <w:sz w:val="26"/>
+          <w:szCs w:val="26"/>
+        </w:rPr>
+        <w:t>Quartile Deviation</w:t>
+      </w:r>
+    </w:p>
+    <w:p>
+      <w:pPr>
+        <w:shd w:val="clear" w:color="auto" w:fill="FFFFFF"/>
+        <w:spacing w:after="0" w:line="450" w:lineRule="atLeast"/>
+        <w:outlineLvl w:val="0"/>
+        <w:rPr>
+          <w:rFonts w:ascii="Cambria Math" w:hAnsi="Cambria Math" w:cs="Cambria Math"/>
+          <w:sz w:val="26"/>
+          <w:szCs w:val="26"/>
+        </w:rPr>
+      </w:pPr>
+      <w:r>
+        <w:rPr>
+          <w:rFonts w:ascii="Cambria Math" w:hAnsi="Cambria Math" w:cs="Cambria Math"/>
+          <w:sz w:val="26"/>
+          <w:szCs w:val="26"/>
+        </w:rPr>
+        <w:t>We have seen earlier that range, as a measure of dispersion, is based only on two extreme</w:t>
+      </w:r>
+    </w:p>
+    <w:p>
+      <w:pPr>
+        <w:shd w:val="clear" w:color="auto" w:fill="FFFFFF"/>
+        <w:spacing w:after="0" w:line="450" w:lineRule="atLeast"/>
+        <w:outlineLvl w:val="0"/>
+        <w:rPr>
+          <w:rFonts w:ascii="Cambria Math" w:hAnsi="Cambria Math" w:cs="Cambria Math"/>
+          <w:sz w:val="26"/>
+          <w:szCs w:val="26"/>
+        </w:rPr>
+      </w:pPr>
+      <w:r>
+        <w:rPr>
+          <w:rFonts w:ascii="Cambria Math" w:hAnsi="Cambria Math" w:cs="Cambria Math"/>
+          <w:sz w:val="26"/>
+          <w:szCs w:val="26"/>
+        </w:rPr>
+        <w:t>values and fails to take into account the scatter of remaining observations within the range.</w:t>
+      </w:r>
+    </w:p>
+    <w:p>
+      <w:pPr>
+        <w:shd w:val="clear" w:color="auto" w:fill="FFFFFF"/>
+        <w:spacing w:after="0" w:line="450" w:lineRule="atLeast"/>
+        <w:outlineLvl w:val="0"/>
+        <w:rPr>
+          <w:rFonts w:ascii="Cambria Math" w:hAnsi="Cambria Math" w:cs="Cambria Math"/>
+          <w:sz w:val="26"/>
+          <w:szCs w:val="26"/>
+        </w:rPr>
+      </w:pPr>
+      <w:r>
+        <w:rPr>
+          <w:rFonts w:ascii="Cambria Math" w:hAnsi="Cambria Math" w:cs="Cambria Math"/>
+          <w:sz w:val="26"/>
+          <w:szCs w:val="26"/>
+        </w:rPr>
+        <w:t>To overcome this drawback to an extent, we use another measure of dispersion called InterQuartile Range. It represents the range which includes middle 50% of the distribution. Hence,</w:t>
+      </w:r>
+    </w:p>
+    <w:p>
+      <w:pPr>
+        <w:shd w:val="clear" w:color="auto" w:fill="FFFFFF"/>
+        <w:spacing w:after="0" w:line="450" w:lineRule="atLeast"/>
+        <w:outlineLvl w:val="0"/>
+        <w:rPr>
+          <w:rFonts w:ascii="Cambria Math" w:hAnsi="Cambria Math" w:cs="Cambria Math"/>
+          <w:b/>
+          <w:bCs/>
+          <w:sz w:val="26"/>
+          <w:szCs w:val="26"/>
+        </w:rPr>
+      </w:pPr>
+      <w:r>
+        <w:rPr>
+          <w:rFonts w:ascii="Cambria Math" w:hAnsi="Cambria Math" w:cs="Cambria Math"/>
+          <w:b/>
+          <w:bCs/>
+          <w:sz w:val="26"/>
+          <w:szCs w:val="26"/>
+        </w:rPr>
+        <w:t>Inter-Quartile Range = Q3 – Q1</w:t>
+      </w:r>
+    </w:p>
+    <w:p>
+      <w:pPr>
+        <w:shd w:val="clear" w:color="auto" w:fill="FFFFFF"/>
+        <w:spacing w:after="0" w:line="450" w:lineRule="atLeast"/>
+        <w:outlineLvl w:val="0"/>
+        <w:rPr>
+          <w:rFonts w:ascii="Cambria Math" w:hAnsi="Cambria Math" w:cs="Cambria Math"/>
+          <w:sz w:val="26"/>
+          <w:szCs w:val="26"/>
+        </w:rPr>
+      </w:pPr>
+      <w:r>
+        <w:rPr>
+          <w:rFonts w:ascii="Cambria Math" w:hAnsi="Cambria Math" w:cs="Cambria Math"/>
+          <w:sz w:val="26"/>
+          <w:szCs w:val="26"/>
+        </w:rPr>
+        <w:t>where, Q3 and Q1 represent upper and lower quartiles respectively.</w:t>
+      </w:r>
+    </w:p>
+    <w:p>
+      <w:pPr>
+        <w:shd w:val="clear" w:color="auto" w:fill="FFFFFF"/>
+        <w:spacing w:after="0" w:line="450" w:lineRule="atLeast"/>
+        <w:outlineLvl w:val="0"/>
+        <w:rPr>
+          <w:rFonts w:ascii="Cambria Math" w:hAnsi="Cambria Math" w:cs="Cambria Math"/>
+          <w:sz w:val="26"/>
+          <w:szCs w:val="26"/>
+        </w:rPr>
+      </w:pPr>
+      <w:r>
+        <w:rPr>
+          <w:rFonts w:ascii="Cambria Math" w:hAnsi="Cambria Math" w:cs="Cambria Math"/>
+          <w:b/>
+          <w:bCs/>
+          <w:sz w:val="26"/>
+          <w:szCs w:val="26"/>
+        </w:rPr>
+        <w:t>Half of Inter-Quartile-Range</w:t>
+      </w:r>
+      <w:r>
+        <w:rPr>
+          <w:rFonts w:ascii="Cambria Math" w:hAnsi="Cambria Math" w:cs="Cambria Math"/>
+          <w:sz w:val="26"/>
+          <w:szCs w:val="26"/>
+        </w:rPr>
+        <w:t xml:space="preserve"> i.e. </w:t>
+      </w:r>
+      <w:r>
+        <w:rPr>
+          <w:rFonts w:ascii="Cambria Math" w:hAnsi="Cambria Math" w:cs="Cambria Math"/>
+          <w:b/>
+          <w:bCs/>
+          <w:sz w:val="26"/>
+          <w:szCs w:val="26"/>
+        </w:rPr>
+        <w:t xml:space="preserve">Semi-Inter-Quartile Range = </w:t>
+      </w:r>
+      <w:r>
+        <w:rPr>
+          <w:rFonts w:ascii="Cambria Math" w:hAnsi="Cambria Math" w:cs="Cambria Math"/>
+          <w:b/>
+          <w:bCs/>
+          <w:sz w:val="26"/>
+          <w:szCs w:val="26"/>
+        </w:rPr>
+        <w:t>(</w:t>
+      </w:r>
+      <w:r>
+        <w:rPr>
+          <w:rFonts w:ascii="Cambria Math" w:hAnsi="Cambria Math" w:cs="Cambria Math"/>
+          <w:b/>
+          <w:bCs/>
+          <w:sz w:val="26"/>
+          <w:szCs w:val="26"/>
+        </w:rPr>
+        <w:t>𝑄3 − 𝑄1</w:t>
+      </w:r>
+      <w:r>
+        <w:rPr>
+          <w:rFonts w:ascii="Cambria Math" w:hAnsi="Cambria Math" w:cs="Cambria Math"/>
+          <w:b/>
+          <w:bCs/>
+          <w:sz w:val="26"/>
+          <w:szCs w:val="26"/>
+        </w:rPr>
+        <w:t xml:space="preserve">) / </w:t>
+      </w:r>
+      <w:r>
+        <w:rPr>
+          <w:rFonts w:ascii="Cambria Math" w:hAnsi="Cambria Math" w:cs="Cambria Math"/>
+          <w:b/>
+          <w:bCs/>
+          <w:sz w:val="26"/>
+          <w:szCs w:val="26"/>
+        </w:rPr>
+        <w:t>2</w:t>
+      </w:r>
+    </w:p>
+    <w:p>
+      <w:pPr>
+        <w:shd w:val="clear" w:color="auto" w:fill="FFFFFF"/>
+        <w:spacing w:after="0" w:line="450" w:lineRule="atLeast"/>
+        <w:outlineLvl w:val="0"/>
+        <w:rPr>
+          <w:rFonts w:ascii="Cambria Math" w:hAnsi="Cambria Math" w:cs="Cambria Math"/>
+          <w:sz w:val="26"/>
+          <w:szCs w:val="26"/>
+        </w:rPr>
+      </w:pPr>
+      <w:r>
+        <w:rPr>
+          <w:rFonts w:ascii="Cambria Math" w:hAnsi="Cambria Math" w:cs="Cambria Math"/>
+          <w:sz w:val="26"/>
+          <w:szCs w:val="26"/>
+        </w:rPr>
+        <w:lastRenderedPageBreak/>
+        <w:t>is also</w:t>
+      </w:r>
+      <w:r>
+        <w:rPr>
+          <w:rFonts w:ascii="Cambria Math" w:hAnsi="Cambria Math" w:cs="Cambria Math"/>
           <w:sz w:val="26"/>
           <w:szCs w:val="26"/>
         </w:rPr>
@@ -3866,254 +3645,83 @@
           <w:sz w:val="26"/>
           <w:szCs w:val="26"/>
         </w:rPr>
-        <w:t xml:space="preserve">  greater Range = greater Variation = Less consistency = Less reliability</w:t>
-      </w:r>
-    </w:p>
-    <w:p>
-      <w:pPr>
-        <w:shd w:val="clear" w:color="auto" w:fill="FFFFFF"/>
-        <w:spacing w:after="0" w:line="450" w:lineRule="atLeast"/>
-        <w:ind w:firstLine="720"/>
-        <w:outlineLvl w:val="0"/>
-        <w:rPr>
-          <w:rFonts w:ascii="Cambria Math" w:hAnsi="Cambria Math" w:cs="Cambria Math"/>
-          <w:sz w:val="26"/>
-          <w:szCs w:val="26"/>
-        </w:rPr>
-      </w:pPr>
-    </w:p>
-    <w:p>
-      <w:pPr>
-        <w:shd w:val="clear" w:color="auto" w:fill="FFFFFF"/>
-        <w:spacing w:after="0" w:line="450" w:lineRule="atLeast"/>
-        <w:outlineLvl w:val="0"/>
-        <w:rPr>
-          <w:rFonts w:ascii="Cambria Math" w:hAnsi="Cambria Math" w:cs="Cambria Math"/>
-          <w:sz w:val="26"/>
-          <w:szCs w:val="26"/>
-        </w:rPr>
-      </w:pPr>
-    </w:p>
-    <w:p>
-      <w:pPr>
-        <w:shd w:val="clear" w:color="auto" w:fill="FFFFFF"/>
-        <w:spacing w:after="0" w:line="450" w:lineRule="atLeast"/>
-        <w:outlineLvl w:val="0"/>
-        <w:rPr>
-          <w:rFonts w:ascii="Cambria Math" w:hAnsi="Cambria Math" w:cs="Cambria Math"/>
-          <w:b/>
-          <w:bCs/>
-          <w:sz w:val="26"/>
-          <w:szCs w:val="26"/>
-        </w:rPr>
-      </w:pPr>
-      <w:r>
-        <w:rPr>
-          <w:rFonts w:ascii="Cambria Math" w:hAnsi="Cambria Math" w:cs="Cambria Math"/>
-          <w:b/>
-          <w:bCs/>
-          <w:sz w:val="26"/>
-          <w:szCs w:val="26"/>
-        </w:rPr>
-        <w:t>Quartile Deviation</w:t>
-      </w:r>
-    </w:p>
-    <w:p>
-      <w:pPr>
-        <w:shd w:val="clear" w:color="auto" w:fill="FFFFFF"/>
-        <w:spacing w:after="0" w:line="450" w:lineRule="atLeast"/>
-        <w:outlineLvl w:val="0"/>
-        <w:rPr>
-          <w:rFonts w:ascii="Cambria Math" w:hAnsi="Cambria Math" w:cs="Cambria Math"/>
-          <w:sz w:val="26"/>
-          <w:szCs w:val="26"/>
-        </w:rPr>
-      </w:pPr>
-      <w:r>
-        <w:rPr>
-          <w:rFonts w:ascii="Cambria Math" w:hAnsi="Cambria Math" w:cs="Cambria Math"/>
-          <w:sz w:val="26"/>
-          <w:szCs w:val="26"/>
-        </w:rPr>
-        <w:t xml:space="preserve">We have seen earlier that range, as a measure of dispersion, is based only on two </w:t>
-      </w:r>
-      <w:proofErr w:type="gramStart"/>
-      <w:r>
-        <w:rPr>
-          <w:rFonts w:ascii="Cambria Math" w:hAnsi="Cambria Math" w:cs="Cambria Math"/>
-          <w:sz w:val="26"/>
-          <w:szCs w:val="26"/>
-        </w:rPr>
-        <w:t>extreme</w:t>
-      </w:r>
-      <w:proofErr w:type="gramEnd"/>
-    </w:p>
-    <w:p>
-      <w:pPr>
-        <w:shd w:val="clear" w:color="auto" w:fill="FFFFFF"/>
-        <w:spacing w:after="0" w:line="450" w:lineRule="atLeast"/>
-        <w:outlineLvl w:val="0"/>
-        <w:rPr>
-          <w:rFonts w:ascii="Cambria Math" w:hAnsi="Cambria Math" w:cs="Cambria Math"/>
-          <w:sz w:val="26"/>
-          <w:szCs w:val="26"/>
-        </w:rPr>
-      </w:pPr>
-      <w:r>
-        <w:rPr>
-          <w:rFonts w:ascii="Cambria Math" w:hAnsi="Cambria Math" w:cs="Cambria Math"/>
-          <w:sz w:val="26"/>
-          <w:szCs w:val="26"/>
-        </w:rPr>
-        <w:t>values and fails to take into account the scatter of remaining observations within the range.</w:t>
-      </w:r>
-    </w:p>
-    <w:p>
-      <w:pPr>
-        <w:shd w:val="clear" w:color="auto" w:fill="FFFFFF"/>
-        <w:spacing w:after="0" w:line="450" w:lineRule="atLeast"/>
-        <w:outlineLvl w:val="0"/>
-        <w:rPr>
-          <w:rFonts w:ascii="Cambria Math" w:hAnsi="Cambria Math" w:cs="Cambria Math"/>
-          <w:sz w:val="26"/>
-          <w:szCs w:val="26"/>
-        </w:rPr>
-      </w:pPr>
-      <w:r>
-        <w:rPr>
-          <w:rFonts w:ascii="Cambria Math" w:hAnsi="Cambria Math" w:cs="Cambria Math"/>
-          <w:sz w:val="26"/>
-          <w:szCs w:val="26"/>
-        </w:rPr>
-        <w:t xml:space="preserve">To overcome this drawback to an extent, we use another measure of dispersion called </w:t>
-      </w:r>
-      <w:proofErr w:type="spellStart"/>
-      <w:r>
-        <w:rPr>
-          <w:rFonts w:ascii="Cambria Math" w:hAnsi="Cambria Math" w:cs="Cambria Math"/>
-          <w:sz w:val="26"/>
-          <w:szCs w:val="26"/>
-        </w:rPr>
-        <w:t>InterQuartile</w:t>
-      </w:r>
-      <w:proofErr w:type="spellEnd"/>
-      <w:r>
-        <w:rPr>
-          <w:rFonts w:ascii="Cambria Math" w:hAnsi="Cambria Math" w:cs="Cambria Math"/>
-          <w:sz w:val="26"/>
-          <w:szCs w:val="26"/>
-        </w:rPr>
-        <w:t xml:space="preserve"> Range. It represents the range which includes middle 50% of the distribution. Hence,</w:t>
-      </w:r>
-    </w:p>
-    <w:p>
-      <w:pPr>
-        <w:shd w:val="clear" w:color="auto" w:fill="FFFFFF"/>
-        <w:spacing w:after="0" w:line="450" w:lineRule="atLeast"/>
-        <w:outlineLvl w:val="0"/>
-        <w:rPr>
-          <w:rFonts w:ascii="Cambria Math" w:hAnsi="Cambria Math" w:cs="Cambria Math"/>
-          <w:b/>
-          <w:bCs/>
-          <w:sz w:val="26"/>
-          <w:szCs w:val="26"/>
-        </w:rPr>
-      </w:pPr>
-      <w:r>
-        <w:rPr>
-          <w:rFonts w:ascii="Cambria Math" w:hAnsi="Cambria Math" w:cs="Cambria Math"/>
-          <w:b/>
-          <w:bCs/>
-          <w:sz w:val="26"/>
-          <w:szCs w:val="26"/>
-        </w:rPr>
-        <w:t>Inter-Quartile Range = Q3 – Q1</w:t>
-      </w:r>
-    </w:p>
-    <w:p>
-      <w:pPr>
-        <w:shd w:val="clear" w:color="auto" w:fill="FFFFFF"/>
-        <w:spacing w:after="0" w:line="450" w:lineRule="atLeast"/>
-        <w:outlineLvl w:val="0"/>
-        <w:rPr>
-          <w:rFonts w:ascii="Cambria Math" w:hAnsi="Cambria Math" w:cs="Cambria Math"/>
-          <w:sz w:val="26"/>
-          <w:szCs w:val="26"/>
-        </w:rPr>
-      </w:pPr>
-      <w:r>
-        <w:rPr>
-          <w:rFonts w:ascii="Cambria Math" w:hAnsi="Cambria Math" w:cs="Cambria Math"/>
-          <w:sz w:val="26"/>
-          <w:szCs w:val="26"/>
-        </w:rPr>
-        <w:t>where, Q3 and Q1 represent upper and lower quartiles respectively.</w:t>
-      </w:r>
-    </w:p>
-    <w:p>
-      <w:pPr>
-        <w:shd w:val="clear" w:color="auto" w:fill="FFFFFF"/>
-        <w:spacing w:after="0" w:line="450" w:lineRule="atLeast"/>
-        <w:outlineLvl w:val="0"/>
-        <w:rPr>
-          <w:rFonts w:ascii="Cambria Math" w:hAnsi="Cambria Math" w:cs="Cambria Math"/>
-          <w:sz w:val="26"/>
-          <w:szCs w:val="26"/>
-        </w:rPr>
-      </w:pPr>
-      <w:r>
-        <w:rPr>
-          <w:rFonts w:ascii="Cambria Math" w:hAnsi="Cambria Math" w:cs="Cambria Math"/>
-          <w:b/>
-          <w:bCs/>
-          <w:sz w:val="26"/>
-          <w:szCs w:val="26"/>
-        </w:rPr>
-        <w:t>Half of Inter-Quartile-Range</w:t>
-      </w:r>
-      <w:r>
-        <w:rPr>
-          <w:rFonts w:ascii="Cambria Math" w:hAnsi="Cambria Math" w:cs="Cambria Math"/>
-          <w:sz w:val="26"/>
-          <w:szCs w:val="26"/>
-        </w:rPr>
-        <w:t xml:space="preserve"> i.e. </w:t>
-      </w:r>
-      <w:r>
-        <w:rPr>
-          <w:rFonts w:ascii="Cambria Math" w:hAnsi="Cambria Math" w:cs="Cambria Math"/>
-          <w:b/>
-          <w:bCs/>
-          <w:sz w:val="26"/>
-          <w:szCs w:val="26"/>
-        </w:rPr>
-        <w:t xml:space="preserve">Semi-Inter-Quartile Range = </w:t>
-      </w:r>
-      <w:r>
-        <w:rPr>
-          <w:rFonts w:ascii="Cambria Math" w:hAnsi="Cambria Math" w:cs="Cambria Math"/>
-          <w:b/>
-          <w:bCs/>
-          <w:sz w:val="26"/>
-          <w:szCs w:val="26"/>
-        </w:rPr>
-        <w:t>(</w:t>
-      </w:r>
-      <w:r>
-        <w:rPr>
-          <w:rFonts w:ascii="Cambria Math" w:hAnsi="Cambria Math" w:cs="Cambria Math"/>
-          <w:b/>
-          <w:bCs/>
-          <w:sz w:val="26"/>
-          <w:szCs w:val="26"/>
-        </w:rPr>
-        <w:t>𝑄3 − 𝑄1</w:t>
-      </w:r>
-      <w:r>
-        <w:rPr>
-          <w:rFonts w:ascii="Cambria Math" w:hAnsi="Cambria Math" w:cs="Cambria Math"/>
-          <w:b/>
-          <w:bCs/>
+        <w:t>used as absolute measure of dispersion. The semi-inter-quartile range is popularly known as</w:t>
+      </w:r>
+    </w:p>
+    <w:p>
+      <w:pPr>
+        <w:shd w:val="clear" w:color="auto" w:fill="FFFFFF"/>
+        <w:spacing w:after="0" w:line="450" w:lineRule="atLeast"/>
+        <w:outlineLvl w:val="0"/>
+        <w:rPr>
+          <w:rFonts w:ascii="Cambria Math" w:hAnsi="Cambria Math" w:cs="Cambria Math"/>
+          <w:sz w:val="26"/>
+          <w:szCs w:val="26"/>
+        </w:rPr>
+      </w:pPr>
+      <w:r>
+        <w:rPr>
+          <w:rFonts w:ascii="Cambria Math" w:hAnsi="Cambria Math" w:cs="Cambria Math"/>
+          <w:sz w:val="26"/>
+          <w:szCs w:val="26"/>
+        </w:rPr>
+        <w:t>Quartile Deviation (Q.D.)</w:t>
+      </w:r>
+    </w:p>
+    <w:p>
+      <w:pPr>
+        <w:shd w:val="clear" w:color="auto" w:fill="FFFFFF"/>
+        <w:spacing w:after="0" w:line="450" w:lineRule="atLeast"/>
+        <w:outlineLvl w:val="0"/>
+        <w:rPr>
+          <w:rFonts w:ascii="Cambria Math" w:hAnsi="Cambria Math" w:cs="Cambria Math"/>
+          <w:sz w:val="26"/>
+          <w:szCs w:val="26"/>
+        </w:rPr>
+      </w:pPr>
+      <w:r>
+        <w:rPr>
+          <w:rFonts w:ascii="Cambria Math" w:hAnsi="Cambria Math" w:cs="Cambria Math"/>
+          <w:sz w:val="26"/>
+          <w:szCs w:val="26"/>
+        </w:rPr>
+        <w:t>𝑸𝑫 =</w:t>
+      </w:r>
+      <w:r>
+        <w:rPr>
+          <w:rFonts w:ascii="Cambria Math" w:hAnsi="Cambria Math" w:cs="Cambria Math"/>
+          <w:sz w:val="26"/>
+          <w:szCs w:val="26"/>
+        </w:rPr>
+        <w:t xml:space="preserve"> (</w:t>
+      </w:r>
+      <w:r>
+        <w:rPr>
+          <w:rFonts w:ascii="Cambria Math" w:hAnsi="Cambria Math" w:cs="Cambria Math"/>
+          <w:sz w:val="26"/>
+          <w:szCs w:val="26"/>
+        </w:rPr>
+        <w:t xml:space="preserve">𝑸𝟑 </w:t>
+      </w:r>
+      <w:r>
+        <w:rPr>
+          <w:rFonts w:ascii="Cambria Math" w:hAnsi="Cambria Math" w:cs="Cambria Math"/>
+          <w:sz w:val="26"/>
+          <w:szCs w:val="26"/>
+        </w:rPr>
+        <w:t>–</w:t>
+      </w:r>
+      <w:r>
+        <w:rPr>
+          <w:rFonts w:ascii="Cambria Math" w:hAnsi="Cambria Math" w:cs="Cambria Math"/>
+          <w:sz w:val="26"/>
+          <w:szCs w:val="26"/>
+        </w:rPr>
+        <w:t xml:space="preserve"> 𝑸𝟏</w:t>
+      </w:r>
+      <w:r>
+        <w:rPr>
+          <w:rFonts w:ascii="Cambria Math" w:hAnsi="Cambria Math" w:cs="Cambria Math"/>
           <w:sz w:val="26"/>
           <w:szCs w:val="26"/>
         </w:rPr>
@@ -4122,132 +3730,6 @@
       <w:r>
         <w:rPr>
           <w:rFonts w:ascii="Cambria Math" w:hAnsi="Cambria Math" w:cs="Cambria Math"/>
-          <w:b/>
-          <w:bCs/>
-          <w:sz w:val="26"/>
-          <w:szCs w:val="26"/>
-        </w:rPr>
-        <w:t>2</w:t>
-      </w:r>
-    </w:p>
-    <w:p>
-      <w:pPr>
-        <w:shd w:val="clear" w:color="auto" w:fill="FFFFFF"/>
-        <w:spacing w:after="0" w:line="450" w:lineRule="atLeast"/>
-        <w:outlineLvl w:val="0"/>
-        <w:rPr>
-          <w:rFonts w:ascii="Cambria Math" w:hAnsi="Cambria Math" w:cs="Cambria Math"/>
-          <w:sz w:val="26"/>
-          <w:szCs w:val="26"/>
-        </w:rPr>
-      </w:pPr>
-      <w:r>
-        <w:rPr>
-          <w:rFonts w:ascii="Cambria Math" w:hAnsi="Cambria Math" w:cs="Cambria Math"/>
-          <w:sz w:val="26"/>
-          <w:szCs w:val="26"/>
-        </w:rPr>
-        <w:t>is also</w:t>
-      </w:r>
-      <w:r>
-        <w:rPr>
-          <w:rFonts w:ascii="Cambria Math" w:hAnsi="Cambria Math" w:cs="Cambria Math"/>
-          <w:sz w:val="26"/>
-          <w:szCs w:val="26"/>
-        </w:rPr>
-        <w:t xml:space="preserve"> </w:t>
-      </w:r>
-      <w:r>
-        <w:rPr>
-          <w:rFonts w:ascii="Cambria Math" w:hAnsi="Cambria Math" w:cs="Cambria Math"/>
-          <w:sz w:val="26"/>
-          <w:szCs w:val="26"/>
-        </w:rPr>
-        <w:t>used as absolute measure of dispersion. The semi-inter-quartile range is popularly known as</w:t>
-      </w:r>
-    </w:p>
-    <w:p>
-      <w:pPr>
-        <w:shd w:val="clear" w:color="auto" w:fill="FFFFFF"/>
-        <w:spacing w:after="0" w:line="450" w:lineRule="atLeast"/>
-        <w:outlineLvl w:val="0"/>
-        <w:rPr>
-          <w:rFonts w:ascii="Cambria Math" w:hAnsi="Cambria Math" w:cs="Cambria Math"/>
-          <w:sz w:val="26"/>
-          <w:szCs w:val="26"/>
-        </w:rPr>
-      </w:pPr>
-      <w:r>
-        <w:rPr>
-          <w:rFonts w:ascii="Cambria Math" w:hAnsi="Cambria Math" w:cs="Cambria Math"/>
-          <w:sz w:val="26"/>
-          <w:szCs w:val="26"/>
-        </w:rPr>
-        <w:t>Quartile Deviation (Q.D.)</w:t>
-      </w:r>
-    </w:p>
-    <w:p>
-      <w:pPr>
-        <w:shd w:val="clear" w:color="auto" w:fill="FFFFFF"/>
-        <w:spacing w:after="0" w:line="450" w:lineRule="atLeast"/>
-        <w:outlineLvl w:val="0"/>
-        <w:rPr>
-          <w:rFonts w:ascii="Cambria Math" w:hAnsi="Cambria Math" w:cs="Cambria Math"/>
-          <w:sz w:val="26"/>
-          <w:szCs w:val="26"/>
-        </w:rPr>
-      </w:pPr>
-      <w:r>
-        <w:rPr>
-          <w:rFonts w:ascii="Cambria Math" w:hAnsi="Cambria Math" w:cs="Cambria Math"/>
-          <w:sz w:val="26"/>
-          <w:szCs w:val="26"/>
-        </w:rPr>
-        <w:t>𝑸𝑫 =</w:t>
-      </w:r>
-      <w:r>
-        <w:rPr>
-          <w:rFonts w:ascii="Cambria Math" w:hAnsi="Cambria Math" w:cs="Cambria Math"/>
-          <w:sz w:val="26"/>
-          <w:szCs w:val="26"/>
-        </w:rPr>
-        <w:t xml:space="preserve"> (</w:t>
-      </w:r>
-      <w:r>
-        <w:rPr>
-          <w:rFonts w:ascii="Cambria Math" w:hAnsi="Cambria Math" w:cs="Cambria Math"/>
-          <w:sz w:val="26"/>
-          <w:szCs w:val="26"/>
-        </w:rPr>
-        <w:t xml:space="preserve">𝑸𝟑 </w:t>
-      </w:r>
-      <w:r>
-        <w:rPr>
-          <w:rFonts w:ascii="Cambria Math" w:hAnsi="Cambria Math" w:cs="Cambria Math"/>
-          <w:sz w:val="26"/>
-          <w:szCs w:val="26"/>
-        </w:rPr>
-        <w:t>–</w:t>
-      </w:r>
-      <w:r>
-        <w:rPr>
-          <w:rFonts w:ascii="Cambria Math" w:hAnsi="Cambria Math" w:cs="Cambria Math"/>
-          <w:sz w:val="26"/>
-          <w:szCs w:val="26"/>
-        </w:rPr>
-        <w:t xml:space="preserve"> 𝑸𝟏</w:t>
-      </w:r>
-      <w:r>
-        <w:rPr>
-          <w:rFonts w:ascii="Cambria Math" w:hAnsi="Cambria Math" w:cs="Cambria Math"/>
-          <w:sz w:val="26"/>
-          <w:szCs w:val="26"/>
-        </w:rPr>
-        <w:t xml:space="preserve">) / </w:t>
-      </w:r>
-      <w:r>
-        <w:rPr>
-          <w:rFonts w:ascii="Cambria Math" w:hAnsi="Cambria Math" w:cs="Cambria Math"/>
           <w:sz w:val="26"/>
           <w:szCs w:val="26"/>
         </w:rPr>
@@ -4293,16 +3775,7 @@
           <w:sz w:val="26"/>
           <w:szCs w:val="26"/>
         </w:rPr>
-        <w:t xml:space="preserve">and is defined </w:t>
-      </w:r>
-      <w:proofErr w:type="gramStart"/>
-      <w:r>
-        <w:rPr>
-          <w:rFonts w:ascii="Cambria Math" w:hAnsi="Cambria Math" w:cs="Cambria Math"/>
-          <w:sz w:val="26"/>
-          <w:szCs w:val="26"/>
-        </w:rPr>
-        <w:t>as</w:t>
+        <w:t>and is defined as</w:t>
       </w:r>
       <w:r>
         <w:rPr>
@@ -4320,18 +3793,7 @@
           <w:sz w:val="26"/>
           <w:szCs w:val="26"/>
         </w:rPr>
-        <w:t>Coefficient</w:t>
-      </w:r>
-      <w:proofErr w:type="gramEnd"/>
-      <w:r>
-        <w:rPr>
-          <w:rFonts w:ascii="Cambria Math" w:hAnsi="Cambria Math" w:cs="Cambria Math"/>
-          <w:b/>
-          <w:bCs/>
-          <w:sz w:val="26"/>
-          <w:szCs w:val="26"/>
-        </w:rPr>
-        <w:t xml:space="preserve"> of Q.D = 𝑄3 − 𝑄1</w:t>
+        <w:t>Coefficient of Q.D = 𝑄3 − 𝑄1</w:t>
       </w:r>
       <w:r>
         <w:rPr>
@@ -4391,7 +3853,7 @@
           <w14:ligatures w14:val="none"/>
         </w:rPr>
         <w:pict w14:anchorId="150222DD">
-          <v:rect id="_x0000_i1038" style="width:468pt;height:1.2pt" o:hralign="center" o:hrstd="t" o:hr="t" fillcolor="#a0a0a0" stroked="f"/>
+          <v:rect id="_x0000_i1031" style="width:468pt;height:1.2pt" o:hralign="center" o:hrstd="t" o:hr="t" fillcolor="#a0a0a0" stroked="f"/>
         </w:pict>
       </w:r>
     </w:p>
@@ -4422,31 +3884,16 @@
           <w:szCs w:val="26"/>
         </w:rPr>
       </w:pPr>
-      <w:proofErr w:type="spellStart"/>
-      <w:proofErr w:type="gramStart"/>
-      <w:r>
-        <w:rPr>
-          <w:rFonts w:ascii="Cambria Math" w:hAnsi="Cambria Math" w:cs="Cambria Math"/>
-          <w:b/>
-          <w:bCs/>
-          <w:sz w:val="26"/>
-          <w:szCs w:val="26"/>
-        </w:rPr>
-        <w:lastRenderedPageBreak/>
-        <w:t>BoxPlot</w:t>
-      </w:r>
-      <w:proofErr w:type="spellEnd"/>
-      <w:r>
-        <w:rPr>
-          <w:rFonts w:ascii="Cambria Math" w:hAnsi="Cambria Math" w:cs="Cambria Math"/>
-          <w:b/>
-          <w:bCs/>
-          <w:sz w:val="26"/>
-          <w:szCs w:val="26"/>
-        </w:rPr>
-        <w:t xml:space="preserve"> :</w:t>
-      </w:r>
-      <w:proofErr w:type="gramEnd"/>
+      <w:r>
+        <w:rPr>
+          <w:rFonts w:ascii="Cambria Math" w:hAnsi="Cambria Math" w:cs="Cambria Math"/>
+          <w:b/>
+          <w:bCs/>
+          <w:sz w:val="26"/>
+          <w:szCs w:val="26"/>
+        </w:rPr>
+        <w:t>BoxPlot :</w:t>
+      </w:r>
       <w:r>
         <w:rPr>
           <w:rFonts w:ascii="Cambria Math" w:hAnsi="Cambria Math" w:cs="Cambria Math"/>
@@ -4535,25 +3982,7 @@
           <w:sz w:val="26"/>
           <w:szCs w:val="26"/>
         </w:rPr>
-        <w:t xml:space="preserve"> symmetry of data and to check </w:t>
-      </w:r>
-      <w:proofErr w:type="gramStart"/>
-      <w:r>
-        <w:rPr>
-          <w:rFonts w:ascii="Cambria Math" w:hAnsi="Cambria Math" w:cs="Cambria Math"/>
-          <w:sz w:val="26"/>
-          <w:szCs w:val="26"/>
-        </w:rPr>
-        <w:t>outliers</w:t>
-      </w:r>
-      <w:proofErr w:type="gramEnd"/>
-      <w:r>
-        <w:rPr>
-          <w:rFonts w:ascii="Cambria Math" w:hAnsi="Cambria Math" w:cs="Cambria Math"/>
-          <w:sz w:val="26"/>
-          <w:szCs w:val="26"/>
-        </w:rPr>
-        <w:t xml:space="preserve"> presence </w:t>
+        <w:t xml:space="preserve"> symmetry of data and to check outliers presence </w:t>
       </w:r>
     </w:p>
     <w:p>
@@ -4638,63 +4067,28 @@
           <w:sz w:val="26"/>
           <w:szCs w:val="26"/>
         </w:rPr>
-        <w:t xml:space="preserve"> If red line is in </w:t>
-      </w:r>
-      <w:proofErr w:type="spellStart"/>
-      <w:r>
-        <w:rPr>
-          <w:rFonts w:ascii="Cambria Math" w:hAnsi="Cambria Math" w:cs="Cambria Math"/>
-          <w:sz w:val="26"/>
-          <w:szCs w:val="26"/>
-        </w:rPr>
-        <w:t>center</w:t>
-      </w:r>
-      <w:proofErr w:type="spellEnd"/>
-      <w:r>
-        <w:rPr>
-          <w:rFonts w:ascii="Cambria Math" w:hAnsi="Cambria Math" w:cs="Cambria Math"/>
-          <w:sz w:val="26"/>
-          <w:szCs w:val="26"/>
-        </w:rPr>
-        <w:t>, then data is symmetric.</w:t>
-      </w:r>
-    </w:p>
-    <w:p>
-      <w:pPr>
-        <w:shd w:val="clear" w:color="auto" w:fill="FFFFFF"/>
-        <w:spacing w:after="0" w:line="450" w:lineRule="atLeast"/>
-        <w:outlineLvl w:val="0"/>
-        <w:rPr>
-          <w:rFonts w:ascii="Cambria Math" w:hAnsi="Cambria Math" w:cs="Cambria Math"/>
-          <w:sz w:val="26"/>
-          <w:szCs w:val="26"/>
-        </w:rPr>
-      </w:pPr>
-      <w:r>
-        <w:rPr>
-          <w:rFonts w:ascii="Cambria Math" w:hAnsi="Cambria Math" w:cs="Cambria Math"/>
-          <w:sz w:val="26"/>
-          <w:szCs w:val="26"/>
-        </w:rPr>
-        <w:t xml:space="preserve">If it is not is </w:t>
-      </w:r>
-      <w:proofErr w:type="spellStart"/>
-      <w:r>
-        <w:rPr>
-          <w:rFonts w:ascii="Cambria Math" w:hAnsi="Cambria Math" w:cs="Cambria Math"/>
-          <w:sz w:val="26"/>
-          <w:szCs w:val="26"/>
-        </w:rPr>
-        <w:t>center</w:t>
-      </w:r>
-      <w:proofErr w:type="spellEnd"/>
-      <w:r>
-        <w:rPr>
-          <w:rFonts w:ascii="Cambria Math" w:hAnsi="Cambria Math" w:cs="Cambria Math"/>
-          <w:sz w:val="26"/>
-          <w:szCs w:val="26"/>
-        </w:rPr>
-        <w:t xml:space="preserve"> data is skewed.</w:t>
+        <w:t xml:space="preserve"> If red line is in center, then data is symmetric.</w:t>
+      </w:r>
+    </w:p>
+    <w:p>
+      <w:pPr>
+        <w:shd w:val="clear" w:color="auto" w:fill="FFFFFF"/>
+        <w:spacing w:after="0" w:line="450" w:lineRule="atLeast"/>
+        <w:ind w:left="720" w:hanging="720"/>
+        <w:outlineLvl w:val="0"/>
+        <w:rPr>
+          <w:rFonts w:ascii="Cambria Math" w:hAnsi="Cambria Math" w:cs="Cambria Math"/>
+          <w:sz w:val="26"/>
+          <w:szCs w:val="26"/>
+        </w:rPr>
+      </w:pPr>
+      <w:r>
+        <w:rPr>
+          <w:rFonts w:ascii="Cambria Math" w:hAnsi="Cambria Math" w:cs="Cambria Math"/>
+          <w:sz w:val="26"/>
+          <w:szCs w:val="26"/>
+        </w:rPr>
+        <w:t>If it is not is center data is skewed.</w:t>
       </w:r>
     </w:p>
     <w:p>
@@ -4733,7 +4127,7 @@
           <w14:ligatures w14:val="none"/>
         </w:rPr>
         <w:pict w14:anchorId="3618A027">
-          <v:rect id="_x0000_i1042" style="width:468pt;height:1.2pt" o:hralign="center" o:hrstd="t" o:hr="t" fillcolor="#a0a0a0" stroked="f"/>
+          <v:rect id="_x0000_i1032" style="width:468pt;height:1.2pt" o:hralign="center" o:hrstd="t" o:hr="t" fillcolor="#a0a0a0" stroked="f"/>
         </w:pict>
       </w:r>
     </w:p>
@@ -5015,7 +4409,6 @@
           <w:lang w:eastAsia="en-IN" w:bidi="mr-IN"/>
           <w14:ligatures w14:val="none"/>
         </w:rPr>
-        <w:lastRenderedPageBreak/>
         <w:t>Page no.73</w:t>
       </w:r>
     </w:p>
@@ -5040,84 +4433,105 @@
           <w:sz w:val="26"/>
           <w:szCs w:val="26"/>
         </w:rPr>
-        <w:t xml:space="preserve">Standard </w:t>
-      </w:r>
-      <w:proofErr w:type="gramStart"/>
-      <w:r>
-        <w:rPr>
-          <w:rFonts w:ascii="Cambria Math" w:hAnsi="Cambria Math" w:cs="Cambria Math"/>
-          <w:b/>
-          <w:bCs/>
-          <w:sz w:val="26"/>
-          <w:szCs w:val="26"/>
-        </w:rPr>
-        <w:t>Deviation</w:t>
-      </w:r>
-      <w:r>
-        <w:rPr>
-          <w:rFonts w:ascii="Cambria Math" w:hAnsi="Cambria Math" w:cs="Cambria Math"/>
-          <w:b/>
-          <w:bCs/>
-          <w:sz w:val="26"/>
-          <w:szCs w:val="26"/>
-        </w:rPr>
-        <w:t xml:space="preserve"> :</w:t>
-      </w:r>
-      <w:proofErr w:type="gramEnd"/>
-      <w:r>
-        <w:rPr>
-          <w:rFonts w:ascii="Cambria Math" w:hAnsi="Cambria Math" w:cs="Cambria Math"/>
-          <w:b/>
-          <w:bCs/>
+        <w:t>Standard Deviation</w:t>
+      </w:r>
+      <w:r>
+        <w:rPr>
+          <w:rFonts w:ascii="Cambria Math" w:hAnsi="Cambria Math" w:cs="Cambria Math"/>
+          <w:b/>
+          <w:bCs/>
+          <w:sz w:val="26"/>
+          <w:szCs w:val="26"/>
+        </w:rPr>
+        <w:t xml:space="preserve"> : </w:t>
+      </w:r>
+    </w:p>
+    <w:p>
+      <w:pPr>
+        <w:shd w:val="clear" w:color="auto" w:fill="FFFFFF"/>
+        <w:spacing w:after="0" w:line="450" w:lineRule="atLeast"/>
+        <w:outlineLvl w:val="0"/>
+        <w:rPr>
+          <w:rFonts w:ascii="Cambria Math" w:hAnsi="Cambria Math" w:cs="Cambria Math"/>
+          <w:b/>
+          <w:bCs/>
+          <w:sz w:val="26"/>
+          <w:szCs w:val="26"/>
+        </w:rPr>
+      </w:pPr>
+      <w:r>
+        <w:rPr>
+          <w:rFonts w:ascii="Cambria Math" w:hAnsi="Cambria Math" w:cs="Cambria Math"/>
+          <w:b/>
+          <w:bCs/>
+          <w:sz w:val="26"/>
+          <w:szCs w:val="26"/>
+        </w:rPr>
+        <w:t xml:space="preserve">SD = </w:t>
+      </w:r>
+      <w:r>
+        <w:rPr>
+          <w:rFonts w:ascii="Cambria Math" w:hAnsi="Cambria Math" w:cs="Cambria Math"/>
+          <w:sz w:val="26"/>
+          <w:szCs w:val="26"/>
+        </w:rPr>
+        <w:t>sqrt(</w:t>
+      </w:r>
+      <w:r>
+        <w:rPr>
+          <w:rFonts w:ascii="Cambria Math" w:hAnsi="Cambria Math" w:cs="Cambria Math"/>
+          <w:b/>
+          <w:bCs/>
+          <w:sz w:val="26"/>
+          <w:szCs w:val="26"/>
+        </w:rPr>
+        <w:t>Variance</w:t>
+      </w:r>
+      <w:r>
+        <w:rPr>
+          <w:rFonts w:ascii="Cambria Math" w:hAnsi="Cambria Math" w:cs="Cambria Math"/>
+          <w:sz w:val="26"/>
+          <w:szCs w:val="26"/>
+        </w:rPr>
+        <w:t>)</w:t>
+      </w:r>
+    </w:p>
+    <w:p>
+      <w:pPr>
+        <w:shd w:val="clear" w:color="auto" w:fill="FFFFFF"/>
+        <w:spacing w:after="0" w:line="450" w:lineRule="atLeast"/>
+        <w:ind w:firstLine="720"/>
+        <w:outlineLvl w:val="0"/>
+        <w:rPr>
+          <w:rFonts w:ascii="Cambria Math" w:hAnsi="Cambria Math" w:cs="Cambria Math"/>
+          <w:sz w:val="26"/>
+          <w:szCs w:val="26"/>
+        </w:rPr>
+      </w:pPr>
+      <w:r>
+        <w:rPr>
+          <w:rFonts w:ascii="Cambria Math" w:hAnsi="Cambria Math" w:cs="Cambria Math"/>
+          <w:sz w:val="26"/>
+          <w:szCs w:val="26"/>
+        </w:rPr>
+        <w:t>Variance is measure of dispersion</w:t>
+      </w:r>
+      <w:r>
+        <w:rPr>
+          <w:rFonts w:ascii="Cambria Math" w:hAnsi="Cambria Math" w:cs="Cambria Math"/>
+          <w:sz w:val="26"/>
+          <w:szCs w:val="26"/>
+        </w:rPr>
+        <w:t xml:space="preserve"> ( widely used</w:t>
+      </w:r>
+      <w:r>
+        <w:rPr>
+          <w:rFonts w:ascii="Cambria Math" w:hAnsi="Cambria Math" w:cs="Cambria Math"/>
           <w:sz w:val="26"/>
           <w:szCs w:val="26"/>
         </w:rPr>
         <w:t xml:space="preserve"> </w:t>
       </w:r>
-    </w:p>
-    <w:p>
-      <w:pPr>
-        <w:shd w:val="clear" w:color="auto" w:fill="FFFFFF"/>
-        <w:spacing w:after="0" w:line="450" w:lineRule="atLeast"/>
-        <w:outlineLvl w:val="0"/>
-        <w:rPr>
-          <w:rFonts w:ascii="Cambria Math" w:hAnsi="Cambria Math" w:cs="Cambria Math"/>
-          <w:b/>
-          <w:bCs/>
-          <w:sz w:val="26"/>
-          <w:szCs w:val="26"/>
-        </w:rPr>
-      </w:pPr>
-      <w:r>
-        <w:rPr>
-          <w:rFonts w:ascii="Cambria Math" w:hAnsi="Cambria Math" w:cs="Cambria Math"/>
-          <w:b/>
-          <w:bCs/>
-          <w:sz w:val="26"/>
-          <w:szCs w:val="26"/>
-        </w:rPr>
-        <w:t xml:space="preserve">SD = </w:t>
-      </w:r>
-      <w:proofErr w:type="gramStart"/>
-      <w:r>
-        <w:rPr>
-          <w:rFonts w:ascii="Cambria Math" w:hAnsi="Cambria Math" w:cs="Cambria Math"/>
-          <w:sz w:val="26"/>
-          <w:szCs w:val="26"/>
-        </w:rPr>
-        <w:t>sqrt(</w:t>
-      </w:r>
-      <w:proofErr w:type="gramEnd"/>
-      <w:r>
-        <w:rPr>
-          <w:rFonts w:ascii="Cambria Math" w:hAnsi="Cambria Math" w:cs="Cambria Math"/>
-          <w:b/>
-          <w:bCs/>
-          <w:sz w:val="26"/>
-          <w:szCs w:val="26"/>
-        </w:rPr>
-        <w:t>Variance</w:t>
-      </w:r>
       <w:r>
         <w:rPr>
           <w:rFonts w:ascii="Cambria Math" w:hAnsi="Cambria Math" w:cs="Cambria Math"/>
@@ -5126,79 +4540,12 @@
         </w:rPr>
         <w:t>)</w:t>
       </w:r>
-    </w:p>
-    <w:p>
-      <w:pPr>
-        <w:shd w:val="clear" w:color="auto" w:fill="FFFFFF"/>
-        <w:spacing w:after="0" w:line="450" w:lineRule="atLeast"/>
-        <w:ind w:firstLine="720"/>
-        <w:outlineLvl w:val="0"/>
-        <w:rPr>
-          <w:rFonts w:ascii="Cambria Math" w:hAnsi="Cambria Math" w:cs="Cambria Math"/>
-          <w:sz w:val="26"/>
-          <w:szCs w:val="26"/>
-        </w:rPr>
-      </w:pPr>
-      <w:r>
-        <w:rPr>
-          <w:rFonts w:ascii="Cambria Math" w:hAnsi="Cambria Math" w:cs="Cambria Math"/>
-          <w:sz w:val="26"/>
-          <w:szCs w:val="26"/>
-        </w:rPr>
-        <w:t>Variance is measure of dispersion</w:t>
-      </w:r>
-      <w:r>
-        <w:rPr>
-          <w:rFonts w:ascii="Cambria Math" w:hAnsi="Cambria Math" w:cs="Cambria Math"/>
-          <w:sz w:val="26"/>
-          <w:szCs w:val="26"/>
+      <w:r>
+        <w:rPr>
+          <w:noProof/>
         </w:rPr>
         <w:t xml:space="preserve"> </w:t>
       </w:r>
-      <w:proofErr w:type="gramStart"/>
-      <w:r>
-        <w:rPr>
-          <w:rFonts w:ascii="Cambria Math" w:hAnsi="Cambria Math" w:cs="Cambria Math"/>
-          <w:sz w:val="26"/>
-          <w:szCs w:val="26"/>
-        </w:rPr>
-        <w:t>( widely</w:t>
-      </w:r>
-      <w:proofErr w:type="gramEnd"/>
-      <w:r>
-        <w:rPr>
-          <w:rFonts w:ascii="Cambria Math" w:hAnsi="Cambria Math" w:cs="Cambria Math"/>
-          <w:sz w:val="26"/>
-          <w:szCs w:val="26"/>
-        </w:rPr>
-        <w:t xml:space="preserve"> </w:t>
-      </w:r>
-      <w:proofErr w:type="gramStart"/>
-      <w:r>
-        <w:rPr>
-          <w:rFonts w:ascii="Cambria Math" w:hAnsi="Cambria Math" w:cs="Cambria Math"/>
-          <w:sz w:val="26"/>
-          <w:szCs w:val="26"/>
-        </w:rPr>
-        <w:t>used</w:t>
-      </w:r>
-      <w:r>
-        <w:rPr>
-          <w:rFonts w:ascii="Cambria Math" w:hAnsi="Cambria Math" w:cs="Cambria Math"/>
-          <w:sz w:val="26"/>
-          <w:szCs w:val="26"/>
-        </w:rPr>
-        <w:t xml:space="preserve"> </w:t>
-      </w:r>
-      <w:r>
-        <w:rPr>
-          <w:rFonts w:ascii="Cambria Math" w:hAnsi="Cambria Math" w:cs="Cambria Math"/>
-          <w:sz w:val="26"/>
-          <w:szCs w:val="26"/>
-        </w:rPr>
-        <w:t>)</w:t>
-      </w:r>
-      <w:proofErr w:type="gramEnd"/>
     </w:p>
     <w:p>
       <w:pPr>
@@ -5215,6 +4562,55 @@
       <w:r>
         <w:rPr>
           <w:rFonts w:ascii="Cambria Math" w:hAnsi="Cambria Math" w:cs="Cambria Math"/>
+          <w:noProof/>
+          <w:sz w:val="26"/>
+          <w:szCs w:val="26"/>
+        </w:rPr>
+        <mc:AlternateContent>
+          <mc:Choice Requires="wpi">
+            <w:drawing>
+              <wp:anchor distT="0" distB="0" distL="114300" distR="114300" simplePos="0" relativeHeight="251659264" behindDoc="0" locked="0" layoutInCell="1" allowOverlap="1" wp14:anchorId="5180F01B" wp14:editId="464EC396">
+                <wp:simplePos x="0" y="0"/>
+                <wp:positionH relativeFrom="column">
+                  <wp:posOffset>3854531</wp:posOffset>
+                </wp:positionH>
+                <wp:positionV relativeFrom="paragraph">
+                  <wp:posOffset>245842</wp:posOffset>
+                </wp:positionV>
+                <wp:extent cx="93600" cy="360"/>
+                <wp:effectExtent l="38100" t="38100" r="40005" b="38100"/>
+                <wp:wrapNone/>
+                <wp:docPr id="455245025" name="Ink 1"/>
+                <wp:cNvGraphicFramePr/>
+                <a:graphic xmlns:a="http://schemas.openxmlformats.org/drawingml/2006/main">
+                  <a:graphicData uri="http://schemas.microsoft.com/office/word/2010/wordprocessingInk">
+                    <w14:contentPart bwMode="auto" r:id="rId8">
+                      <w14:nvContentPartPr>
+                        <w14:cNvContentPartPr/>
+                      </w14:nvContentPartPr>
+                      <w14:xfrm>
+                        <a:off x="0" y="0"/>
+                        <a:ext cx="93600" cy="360"/>
+                      </w14:xfrm>
+                    </w14:contentPart>
+                  </a:graphicData>
+                </a:graphic>
+              </wp:anchor>
+            </w:drawing>
+          </mc:Choice>
+          <mc:Fallback>
+            <w:pict>
+              <v:shape w14:anchorId="386190AA" id="Ink 1" o:spid="_x0000_s1026" type="#_x0000_t75" style="position:absolute;margin-left:303.15pt;margin-top:19pt;width:8.05pt;height:.75pt;z-index:251659264;visibility:visible;mso-wrap-style:square;mso-wrap-distance-left:9pt;mso-wrap-distance-top:0;mso-wrap-distance-right:9pt;mso-wrap-distance-bottom:0;mso-position-horizontal:absolute;mso-position-horizontal-relative:text;mso-position-vertical:absolute;mso-position-vertical-relative:text" o:gfxdata="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">
+                <v:imagedata r:id="rId9" o:title=""/>
+              </v:shape>
+            </w:pict>
+          </mc:Fallback>
+        </mc:AlternateContent>
+      </w:r>
+      <w:r>
+        <w:rPr>
+          <w:rFonts w:ascii="Cambria Math" w:hAnsi="Cambria Math" w:cs="Cambria Math"/>
+          <w:noProof/>
           <w:sz w:val="26"/>
           <w:szCs w:val="26"/>
         </w:rPr>
@@ -5234,7 +4630,7 @@
                     <pic:cNvPicPr/>
                   </pic:nvPicPr>
                   <pic:blipFill>
-                    <a:blip r:embed="rId8"/>
+                    <a:blip r:embed="rId10"/>
                     <a:stretch>
                       <a:fillRect/>
                     </a:stretch>
@@ -5273,41 +4669,39 @@
           <w:sz w:val="26"/>
           <w:szCs w:val="26"/>
         </w:rPr>
-        <w:t>SD is +</w:t>
-      </w:r>
-      <w:proofErr w:type="spellStart"/>
-      <w:r>
-        <w:rPr>
-          <w:rFonts w:ascii="Cambria Math" w:hAnsi="Cambria Math" w:cs="Cambria Math"/>
-          <w:sz w:val="26"/>
-          <w:szCs w:val="26"/>
-        </w:rPr>
-        <w:t>ve</w:t>
-      </w:r>
-      <w:proofErr w:type="spellEnd"/>
-      <w:r>
-        <w:rPr>
-          <w:rFonts w:ascii="Cambria Math" w:hAnsi="Cambria Math" w:cs="Cambria Math"/>
-          <w:sz w:val="26"/>
-          <w:szCs w:val="26"/>
-        </w:rPr>
-        <w:t xml:space="preserve"> square root of </w:t>
-      </w:r>
-      <w:r>
-        <w:rPr>
-          <w:rFonts w:ascii="Cambria Math" w:hAnsi="Cambria Math" w:cs="Cambria Math"/>
-          <w:sz w:val="26"/>
-          <w:szCs w:val="26"/>
-        </w:rPr>
-        <w:t>arithmetic mean</w:t>
-      </w:r>
-      <w:r>
-        <w:rPr>
-          <w:rFonts w:ascii="Cambria Math" w:hAnsi="Cambria Math" w:cs="Cambria Math"/>
-          <w:sz w:val="26"/>
-          <w:szCs w:val="26"/>
-        </w:rPr>
-        <w:t xml:space="preserve"> of square of deviations of observations from their arithmetic mean</w:t>
+        <w:t>SD is +ve square root of arithmetic mean</w:t>
+      </w:r>
+      <w:r>
+        <w:rPr>
+          <w:rFonts w:ascii="Cambria Math" w:hAnsi="Cambria Math" w:cs="Cambria Math"/>
+          <w:sz w:val="26"/>
+          <w:szCs w:val="26"/>
+        </w:rPr>
+        <w:t xml:space="preserve"> of </w:t>
+      </w:r>
+      <w:r>
+        <w:rPr>
+          <w:rFonts w:ascii="Cambria Math" w:hAnsi="Cambria Math" w:cs="Cambria Math"/>
+          <w:sz w:val="26"/>
+          <w:szCs w:val="26"/>
+        </w:rPr>
+        <w:t>square</w:t>
+      </w:r>
+      <w:r>
+        <w:rPr>
+          <w:rFonts w:ascii="Cambria Math" w:hAnsi="Cambria Math" w:cs="Cambria Math"/>
+          <w:sz w:val="26"/>
+          <w:szCs w:val="26"/>
+        </w:rPr>
+        <w:t>s</w:t>
+      </w:r>
+      <w:r>
+        <w:rPr>
+          <w:rFonts w:ascii="Cambria Math" w:hAnsi="Cambria Math" w:cs="Cambria Math"/>
+          <w:sz w:val="26"/>
+          <w:szCs w:val="26"/>
+        </w:rPr>
+        <w:t xml:space="preserve"> of deviations of observations from their arithmetic mean</w:t>
       </w:r>
     </w:p>
     <w:p>
@@ -5341,15 +4735,7 @@
           <w:sz w:val="26"/>
           <w:szCs w:val="26"/>
         </w:rPr>
-        <w:t>O</w:t>
-      </w:r>
-      <w:r>
-        <w:rPr>
-          <w:rFonts w:ascii="Cambria Math" w:hAnsi="Cambria Math" w:cs="Cambria Math"/>
-          <w:sz w:val="26"/>
-          <w:szCs w:val="26"/>
-        </w:rPr>
-        <w:t>bservation</w:t>
+        <w:t>Observation</w:t>
       </w:r>
       <w:r>
         <w:rPr>
@@ -5427,6 +4813,96 @@
           <w:sz w:val="26"/>
           <w:szCs w:val="26"/>
         </w:rPr>
+        <w:t xml:space="preserve"> arithmetic mean in sentence </w:t>
+      </w:r>
+      <w:r>
+        <w:rPr>
+          <w:rFonts w:ascii="Cambria Math" w:hAnsi="Cambria Math" w:cs="Cambria Math"/>
+          <w:sz w:val="26"/>
+          <w:szCs w:val="26"/>
+        </w:rPr>
+        <w:sym w:font="Wingdings" w:char="F0E0"/>
+      </w:r>
+      <w:r>
+        <w:rPr>
+          <w:rFonts w:ascii="Cambria Math" w:hAnsi="Cambria Math" w:cs="Cambria Math"/>
+          <w:sz w:val="26"/>
+          <w:szCs w:val="26"/>
+        </w:rPr>
+        <w:t xml:space="preserve"> (summation of something / N)</w:t>
+      </w:r>
+    </w:p>
+    <w:p>
+      <w:pPr>
+        <w:shd w:val="clear" w:color="auto" w:fill="FFFFFF"/>
+        <w:spacing w:after="0" w:line="450" w:lineRule="atLeast"/>
+        <w:ind w:firstLine="720"/>
+        <w:outlineLvl w:val="0"/>
+        <w:rPr>
+          <w:rFonts w:ascii="Cambria Math" w:hAnsi="Cambria Math" w:cs="Cambria Math"/>
+          <w:sz w:val="26"/>
+          <w:szCs w:val="26"/>
+        </w:rPr>
+      </w:pPr>
+      <w:r>
+        <w:rPr>
+          <w:rFonts w:ascii="Cambria Math" w:hAnsi="Cambria Math" w:cs="Cambria Math"/>
+          <w:sz w:val="26"/>
+          <w:szCs w:val="26"/>
+        </w:rPr>
+        <w:t>Deviation of observations = x – something</w:t>
+      </w:r>
+    </w:p>
+    <w:p>
+      <w:pPr>
+        <w:shd w:val="clear" w:color="auto" w:fill="FFFFFF"/>
+        <w:spacing w:after="0" w:line="450" w:lineRule="atLeast"/>
+        <w:ind w:firstLine="720"/>
+        <w:outlineLvl w:val="0"/>
+        <w:rPr>
+          <w:rFonts w:ascii="Cambria Math" w:hAnsi="Cambria Math" w:cs="Cambria Math"/>
+          <w:sz w:val="26"/>
+          <w:szCs w:val="26"/>
+        </w:rPr>
+      </w:pPr>
+      <w:r>
+        <w:rPr>
+          <w:rFonts w:ascii="Cambria Math" w:hAnsi="Cambria Math" w:cs="Cambria Math"/>
+          <w:sz w:val="26"/>
+          <w:szCs w:val="26"/>
+        </w:rPr>
+        <w:t>Their arithmetic mean means observations</w:t>
+      </w:r>
+      <w:r>
+        <w:rPr>
+          <w:rFonts w:ascii="Cambria Math" w:hAnsi="Cambria Math" w:cs="Cambria Math"/>
+          <w:sz w:val="26"/>
+          <w:szCs w:val="26"/>
+        </w:rPr>
+        <w:t>’</w:t>
+      </w:r>
+      <w:r>
+        <w:rPr>
+          <w:rFonts w:ascii="Cambria Math" w:hAnsi="Cambria Math" w:cs="Cambria Math"/>
+          <w:sz w:val="26"/>
+          <w:szCs w:val="26"/>
+        </w:rPr>
+        <w:t xml:space="preserve"> A.M </w:t>
+      </w:r>
+      <w:r>
+        <w:rPr>
+          <w:rFonts w:ascii="Cambria Math" w:hAnsi="Cambria Math" w:cs="Cambria Math"/>
+          <w:sz w:val="26"/>
+          <w:szCs w:val="26"/>
+        </w:rPr>
+        <w:sym w:font="Wingdings" w:char="F0E0"/>
+      </w:r>
+      <w:r>
+        <w:rPr>
+          <w:rFonts w:ascii="Cambria Math" w:hAnsi="Cambria Math" w:cs="Cambria Math"/>
+          <w:sz w:val="26"/>
+          <w:szCs w:val="26"/>
+        </w:rPr>
         <w:t xml:space="preserve"> </w:t>
       </w:r>
       <w:r>
@@ -5435,15 +4911,28 @@
           <w:sz w:val="26"/>
           <w:szCs w:val="26"/>
         </w:rPr>
-        <w:t>arithmetic mean</w:t>
-      </w:r>
-      <w:r>
-        <w:rPr>
-          <w:rFonts w:ascii="Cambria Math" w:hAnsi="Cambria Math" w:cs="Cambria Math"/>
-          <w:sz w:val="26"/>
-          <w:szCs w:val="26"/>
-        </w:rPr>
-        <w:t xml:space="preserve"> in sentence </w:t>
+        <w:t xml:space="preserve"> x bar</w:t>
+      </w:r>
+    </w:p>
+    <w:p>
+      <w:pPr>
+        <w:shd w:val="clear" w:color="auto" w:fill="FFFFFF"/>
+        <w:spacing w:after="0" w:line="450" w:lineRule="atLeast"/>
+        <w:ind w:firstLine="720"/>
+        <w:outlineLvl w:val="0"/>
+        <w:rPr>
+          <w:rFonts w:ascii="Cambria Math" w:hAnsi="Cambria Math" w:cs="Cambria Math"/>
+          <w:sz w:val="26"/>
+          <w:szCs w:val="26"/>
+        </w:rPr>
+      </w:pPr>
+      <w:r>
+        <w:rPr>
+          <w:rFonts w:ascii="Cambria Math" w:hAnsi="Cambria Math" w:cs="Cambria Math"/>
+          <w:sz w:val="26"/>
+          <w:szCs w:val="26"/>
+        </w:rPr>
+        <w:t xml:space="preserve">Deviation of observation from their A.M </w:t>
       </w:r>
       <w:r>
         <w:rPr>
@@ -5459,7 +4948,7 @@
           <w:sz w:val="26"/>
           <w:szCs w:val="26"/>
         </w:rPr>
-        <w:t xml:space="preserve"> (summation of something / N)</w:t>
+        <w:t xml:space="preserve"> xi – x bar</w:t>
       </w:r>
     </w:p>
     <w:p>
@@ -5472,15 +4961,41 @@
           <w:rFonts w:ascii="Cambria Math" w:hAnsi="Cambria Math" w:cs="Cambria Math"/>
           <w:sz w:val="26"/>
           <w:szCs w:val="26"/>
-        </w:rPr>
-      </w:pPr>
-      <w:r>
-        <w:rPr>
-          <w:rFonts w:ascii="Cambria Math" w:hAnsi="Cambria Math" w:cs="Cambria Math"/>
-          <w:sz w:val="26"/>
-          <w:szCs w:val="26"/>
-        </w:rPr>
-        <w:t>Deviation of observations = x – something</w:t>
+          <w:vertAlign w:val="superscript"/>
+        </w:rPr>
+      </w:pPr>
+      <w:r>
+        <w:rPr>
+          <w:rFonts w:ascii="Cambria Math" w:hAnsi="Cambria Math" w:cs="Cambria Math"/>
+          <w:sz w:val="26"/>
+          <w:szCs w:val="26"/>
+        </w:rPr>
+        <w:t xml:space="preserve">Square of deviations of observations from their arithmetic mean </w:t>
+      </w:r>
+      <w:r>
+        <w:rPr>
+          <w:rFonts w:ascii="Cambria Math" w:hAnsi="Cambria Math" w:cs="Cambria Math"/>
+          <w:sz w:val="26"/>
+          <w:szCs w:val="26"/>
+        </w:rPr>
+        <w:sym w:font="Wingdings" w:char="F0E0"/>
+      </w:r>
+      <w:r>
+        <w:rPr>
+          <w:rFonts w:ascii="Cambria Math" w:hAnsi="Cambria Math" w:cs="Cambria Math"/>
+          <w:sz w:val="26"/>
+          <w:szCs w:val="26"/>
+        </w:rPr>
+        <w:t xml:space="preserve"> (xi - x bar)</w:t>
+      </w:r>
+      <w:r>
+        <w:rPr>
+          <w:rFonts w:ascii="Cambria Math" w:hAnsi="Cambria Math" w:cs="Cambria Math"/>
+          <w:sz w:val="26"/>
+          <w:szCs w:val="26"/>
+          <w:vertAlign w:val="superscript"/>
+        </w:rPr>
+        <w:t>2</w:t>
       </w:r>
     </w:p>
     <w:p>
@@ -5495,43 +5010,107 @@
           <w:szCs w:val="26"/>
         </w:rPr>
       </w:pPr>
-      <w:r>
-        <w:rPr>
-          <w:rFonts w:ascii="Cambria Math" w:hAnsi="Cambria Math" w:cs="Cambria Math"/>
-          <w:sz w:val="26"/>
-          <w:szCs w:val="26"/>
-        </w:rPr>
-        <w:t>Their arithmetic mean means observations</w:t>
-      </w:r>
-      <w:r>
-        <w:rPr>
-          <w:rFonts w:ascii="Cambria Math" w:hAnsi="Cambria Math" w:cs="Cambria Math"/>
-          <w:sz w:val="26"/>
-          <w:szCs w:val="26"/>
-        </w:rPr>
-        <w:t>’</w:t>
-      </w:r>
-      <w:r>
-        <w:rPr>
-          <w:rFonts w:ascii="Cambria Math" w:hAnsi="Cambria Math" w:cs="Cambria Math"/>
-          <w:sz w:val="26"/>
-          <w:szCs w:val="26"/>
-        </w:rPr>
-        <w:t xml:space="preserve"> A.M </w:t>
-      </w:r>
-      <w:r>
-        <w:rPr>
-          <w:rFonts w:ascii="Cambria Math" w:hAnsi="Cambria Math" w:cs="Cambria Math"/>
-          <w:sz w:val="26"/>
-          <w:szCs w:val="26"/>
-        </w:rPr>
-        <w:sym w:font="Wingdings" w:char="F0E0"/>
-      </w:r>
-      <w:r>
-        <w:rPr>
-          <w:rFonts w:ascii="Cambria Math" w:hAnsi="Cambria Math" w:cs="Cambria Math"/>
-          <w:sz w:val="26"/>
-          <w:szCs w:val="26"/>
+    </w:p>
+    <w:p>
+      <w:pPr>
+        <w:shd w:val="clear" w:color="auto" w:fill="FFFFFF"/>
+        <w:spacing w:after="0" w:line="450" w:lineRule="atLeast"/>
+        <w:ind w:firstLine="720"/>
+        <w:outlineLvl w:val="0"/>
+        <w:rPr>
+          <w:rFonts w:ascii="Cambria Math" w:hAnsi="Cambria Math" w:cs="Cambria Math"/>
+          <w:sz w:val="26"/>
+          <w:szCs w:val="26"/>
+        </w:rPr>
+      </w:pPr>
+      <w:r>
+        <w:rPr>
+          <w:rFonts w:ascii="Cambria Math" w:hAnsi="Cambria Math" w:cs="Cambria Math"/>
+          <w:sz w:val="26"/>
+          <w:szCs w:val="26"/>
+        </w:rPr>
+        <w:t>Now consider 1</w:t>
+      </w:r>
+      <w:r>
+        <w:rPr>
+          <w:rFonts w:ascii="Cambria Math" w:hAnsi="Cambria Math" w:cs="Cambria Math"/>
+          <w:sz w:val="26"/>
+          <w:szCs w:val="26"/>
+          <w:vertAlign w:val="superscript"/>
+        </w:rPr>
+        <w:t>st</w:t>
+      </w:r>
+      <w:r>
+        <w:rPr>
+          <w:rFonts w:ascii="Cambria Math" w:hAnsi="Cambria Math" w:cs="Cambria Math"/>
+          <w:sz w:val="26"/>
+          <w:szCs w:val="26"/>
+        </w:rPr>
+        <w:t xml:space="preserve"> A.M. in sentence :</w:t>
+      </w:r>
+      <w:r>
+        <w:rPr>
+          <w:rFonts w:ascii="Cambria Math" w:hAnsi="Cambria Math" w:cs="Cambria Math"/>
+          <w:sz w:val="26"/>
+          <w:szCs w:val="26"/>
+        </w:rPr>
+        <w:t xml:space="preserve">  </w:t>
+      </w:r>
+      <w:r>
+        <w:rPr>
+          <w:rFonts w:ascii="Cambria Math" w:hAnsi="Cambria Math" w:cs="Cambria Math"/>
+          <w:sz w:val="26"/>
+          <w:szCs w:val="26"/>
+        </w:rPr>
+        <w:t>sum(</w:t>
+      </w:r>
+      <w:r>
+        <w:rPr>
+          <w:rFonts w:ascii="Cambria Math" w:hAnsi="Cambria Math" w:cs="Cambria Math"/>
+          <w:sz w:val="26"/>
+          <w:szCs w:val="26"/>
+        </w:rPr>
+        <w:t>(</w:t>
+      </w:r>
+      <w:r>
+        <w:rPr>
+          <w:rFonts w:ascii="Cambria Math" w:hAnsi="Cambria Math" w:cs="Cambria Math"/>
+          <w:sz w:val="26"/>
+          <w:szCs w:val="26"/>
+        </w:rPr>
+        <w:t>xi - x bar</w:t>
+      </w:r>
+      <w:r>
+        <w:rPr>
+          <w:rFonts w:ascii="Cambria Math" w:hAnsi="Cambria Math" w:cs="Cambria Math"/>
+          <w:sz w:val="26"/>
+          <w:szCs w:val="26"/>
+        </w:rPr>
+        <w:t>)</w:t>
+      </w:r>
+      <w:r>
+        <w:rPr>
+          <w:rFonts w:ascii="Cambria Math" w:hAnsi="Cambria Math" w:cs="Cambria Math"/>
+          <w:sz w:val="26"/>
+          <w:szCs w:val="26"/>
+          <w:vertAlign w:val="superscript"/>
+        </w:rPr>
+        <w:t>2</w:t>
+      </w:r>
+      <w:r>
+        <w:rPr>
+          <w:rFonts w:ascii="Cambria Math" w:hAnsi="Cambria Math" w:cs="Cambria Math"/>
+          <w:sz w:val="26"/>
+          <w:szCs w:val="26"/>
+        </w:rPr>
+        <w:t>)</w:t>
+      </w:r>
+      <w:r>
+        <w:rPr>
+          <w:rFonts w:ascii="Cambria Math" w:hAnsi="Cambria Math" w:cs="Cambria Math"/>
+          <w:sz w:val="26"/>
+          <w:szCs w:val="26"/>
+          <w:vertAlign w:val="superscript"/>
         </w:rPr>
         <w:t xml:space="preserve"> </w:t>
       </w:r>
@@ -5541,7 +5120,7 @@
           <w:sz w:val="26"/>
           <w:szCs w:val="26"/>
         </w:rPr>
-        <w:t xml:space="preserve"> x bar</w:t>
+        <w:t>/ N</w:t>
       </w:r>
     </w:p>
     <w:p>
@@ -5556,30 +5135,6 @@
           <w:szCs w:val="26"/>
         </w:rPr>
       </w:pPr>
-      <w:r>
-        <w:rPr>
-          <w:rFonts w:ascii="Cambria Math" w:hAnsi="Cambria Math" w:cs="Cambria Math"/>
-          <w:sz w:val="26"/>
-          <w:szCs w:val="26"/>
-        </w:rPr>
-        <w:t xml:space="preserve">Deviation of observation from their A.M </w:t>
-      </w:r>
-      <w:r>
-        <w:rPr>
-          <w:rFonts w:ascii="Cambria Math" w:hAnsi="Cambria Math" w:cs="Cambria Math"/>
-          <w:sz w:val="26"/>
-          <w:szCs w:val="26"/>
-        </w:rPr>
-        <w:sym w:font="Wingdings" w:char="F0E0"/>
-      </w:r>
-      <w:r>
-        <w:rPr>
-          <w:rFonts w:ascii="Cambria Math" w:hAnsi="Cambria Math" w:cs="Cambria Math"/>
-          <w:sz w:val="26"/>
-          <w:szCs w:val="26"/>
-        </w:rPr>
-        <w:t xml:space="preserve"> xi – x bar</w:t>
-      </w:r>
     </w:p>
     <w:p>
       <w:pPr>
@@ -5591,24 +5146,40 @@
           <w:rFonts w:ascii="Cambria Math" w:hAnsi="Cambria Math" w:cs="Cambria Math"/>
           <w:sz w:val="26"/>
           <w:szCs w:val="26"/>
+        </w:rPr>
+      </w:pPr>
+      <w:r>
+        <w:rPr>
+          <w:rFonts w:ascii="Cambria Math" w:hAnsi="Cambria Math" w:cs="Cambria Math"/>
+          <w:sz w:val="26"/>
+          <w:szCs w:val="26"/>
+        </w:rPr>
+        <w:t xml:space="preserve">Square root : sqrt ( sum </w:t>
+      </w:r>
+      <w:r>
+        <w:rPr>
+          <w:rFonts w:ascii="Cambria Math" w:hAnsi="Cambria Math" w:cs="Cambria Math"/>
+          <w:sz w:val="26"/>
+          <w:szCs w:val="26"/>
+        </w:rPr>
+        <w:t>(</w:t>
+      </w:r>
+      <w:r>
+        <w:rPr>
+          <w:rFonts w:ascii="Cambria Math" w:hAnsi="Cambria Math" w:cs="Cambria Math"/>
+          <w:sz w:val="26"/>
+          <w:szCs w:val="26"/>
+        </w:rPr>
+        <w:t>( xi – xbar)</w:t>
+      </w:r>
+      <w:r>
+        <w:rPr>
+          <w:rFonts w:ascii="Cambria Math" w:hAnsi="Cambria Math" w:cs="Cambria Math"/>
+          <w:sz w:val="26"/>
+          <w:szCs w:val="26"/>
           <w:vertAlign w:val="superscript"/>
         </w:rPr>
-      </w:pPr>
-      <w:r>
-        <w:rPr>
-          <w:rFonts w:ascii="Cambria Math" w:hAnsi="Cambria Math" w:cs="Cambria Math"/>
-          <w:sz w:val="26"/>
-          <w:szCs w:val="26"/>
-        </w:rPr>
-        <w:t xml:space="preserve">Square of </w:t>
-      </w:r>
-      <w:r>
-        <w:rPr>
-          <w:rFonts w:ascii="Cambria Math" w:hAnsi="Cambria Math" w:cs="Cambria Math"/>
-          <w:sz w:val="26"/>
-          <w:szCs w:val="26"/>
-        </w:rPr>
-        <w:t>deviations of observations from their arithmetic mean</w:t>
+        <w:t>2</w:t>
       </w:r>
       <w:r>
         <w:rPr>
@@ -5624,24 +5195,15 @@
           <w:sz w:val="26"/>
           <w:szCs w:val="26"/>
         </w:rPr>
-        <w:sym w:font="Wingdings" w:char="F0E0"/>
-      </w:r>
-      <w:r>
-        <w:rPr>
-          <w:rFonts w:ascii="Cambria Math" w:hAnsi="Cambria Math" w:cs="Cambria Math"/>
-          <w:sz w:val="26"/>
-          <w:szCs w:val="26"/>
-        </w:rPr>
-        <w:t xml:space="preserve"> (xi - x bar)</w:t>
-      </w:r>
-      <w:r>
-        <w:rPr>
-          <w:rFonts w:ascii="Cambria Math" w:hAnsi="Cambria Math" w:cs="Cambria Math"/>
-          <w:sz w:val="26"/>
-          <w:szCs w:val="26"/>
-          <w:vertAlign w:val="superscript"/>
-        </w:rPr>
-        <w:t>2</w:t>
+        <w:t>)</w:t>
+      </w:r>
+      <w:r>
+        <w:rPr>
+          <w:rFonts w:ascii="Cambria Math" w:hAnsi="Cambria Math" w:cs="Cambria Math"/>
+          <w:sz w:val="26"/>
+          <w:szCs w:val="26"/>
+        </w:rPr>
+        <w:t xml:space="preserve">/ N ) </w:t>
       </w:r>
     </w:p>
     <w:p>
@@ -5675,118 +5237,23 @@
           <w:sz w:val="26"/>
           <w:szCs w:val="26"/>
         </w:rPr>
-        <w:t>Now consider 1</w:t>
-      </w:r>
-      <w:r>
-        <w:rPr>
-          <w:rFonts w:ascii="Cambria Math" w:hAnsi="Cambria Math" w:cs="Cambria Math"/>
-          <w:sz w:val="26"/>
-          <w:szCs w:val="26"/>
-          <w:vertAlign w:val="superscript"/>
-        </w:rPr>
-        <w:t>st</w:t>
-      </w:r>
-      <w:r>
-        <w:rPr>
-          <w:rFonts w:ascii="Cambria Math" w:hAnsi="Cambria Math" w:cs="Cambria Math"/>
-          <w:sz w:val="26"/>
-          <w:szCs w:val="26"/>
-        </w:rPr>
-        <w:t xml:space="preserve"> A.M. in </w:t>
-      </w:r>
-      <w:proofErr w:type="gramStart"/>
-      <w:r>
-        <w:rPr>
-          <w:rFonts w:ascii="Cambria Math" w:hAnsi="Cambria Math" w:cs="Cambria Math"/>
-          <w:sz w:val="26"/>
-          <w:szCs w:val="26"/>
-        </w:rPr>
-        <w:t>sentence :</w:t>
-      </w:r>
-      <w:proofErr w:type="gramEnd"/>
-      <w:r>
-        <w:rPr>
-          <w:rFonts w:ascii="Cambria Math" w:hAnsi="Cambria Math" w:cs="Cambria Math"/>
-          <w:sz w:val="26"/>
-          <w:szCs w:val="26"/>
-        </w:rPr>
         <w:t xml:space="preserve">  </w:t>
       </w:r>
-      <w:proofErr w:type="gramStart"/>
-      <w:r>
-        <w:rPr>
-          <w:rFonts w:ascii="Cambria Math" w:hAnsi="Cambria Math" w:cs="Cambria Math"/>
-          <w:sz w:val="26"/>
-          <w:szCs w:val="26"/>
-        </w:rPr>
-        <w:t>sum</w:t>
-      </w:r>
-      <w:r>
-        <w:rPr>
-          <w:rFonts w:ascii="Cambria Math" w:hAnsi="Cambria Math" w:cs="Cambria Math"/>
-          <w:sz w:val="26"/>
-          <w:szCs w:val="26"/>
-        </w:rPr>
-        <w:t>(</w:t>
-      </w:r>
-      <w:proofErr w:type="gramEnd"/>
-      <w:r>
-        <w:rPr>
-          <w:rFonts w:ascii="Cambria Math" w:hAnsi="Cambria Math" w:cs="Cambria Math"/>
-          <w:sz w:val="26"/>
-          <w:szCs w:val="26"/>
-        </w:rPr>
-        <w:t>(</w:t>
-      </w:r>
-      <w:r>
-        <w:rPr>
-          <w:rFonts w:ascii="Cambria Math" w:hAnsi="Cambria Math" w:cs="Cambria Math"/>
-          <w:sz w:val="26"/>
-          <w:szCs w:val="26"/>
-        </w:rPr>
-        <w:t>xi - x bar</w:t>
-      </w:r>
-      <w:r>
-        <w:rPr>
-          <w:rFonts w:ascii="Cambria Math" w:hAnsi="Cambria Math" w:cs="Cambria Math"/>
-          <w:sz w:val="26"/>
-          <w:szCs w:val="26"/>
-        </w:rPr>
-        <w:t>)</w:t>
-      </w:r>
-      <w:r>
-        <w:rPr>
-          <w:rFonts w:ascii="Cambria Math" w:hAnsi="Cambria Math" w:cs="Cambria Math"/>
-          <w:sz w:val="26"/>
-          <w:szCs w:val="26"/>
-          <w:vertAlign w:val="superscript"/>
-        </w:rPr>
-        <w:t>2</w:t>
-      </w:r>
-      <w:r>
-        <w:rPr>
-          <w:rFonts w:ascii="Cambria Math" w:hAnsi="Cambria Math" w:cs="Cambria Math"/>
-          <w:sz w:val="26"/>
-          <w:szCs w:val="26"/>
-        </w:rPr>
-        <w:t>)</w:t>
-      </w:r>
-      <w:r>
-        <w:rPr>
-          <w:rFonts w:ascii="Cambria Math" w:hAnsi="Cambria Math" w:cs="Cambria Math"/>
-          <w:sz w:val="26"/>
-          <w:szCs w:val="26"/>
-          <w:vertAlign w:val="superscript"/>
-        </w:rPr>
-        <w:t xml:space="preserve"> </w:t>
-      </w:r>
-      <w:r>
-        <w:rPr>
-          <w:rFonts w:ascii="Cambria Math" w:hAnsi="Cambria Math" w:cs="Cambria Math"/>
-          <w:sz w:val="26"/>
-          <w:szCs w:val="26"/>
-        </w:rPr>
-        <w:t>/ N</w:t>
+      <w:r>
+        <w:rPr>
+          <w:rFonts w:ascii="Cambria Math" w:hAnsi="Cambria Math" w:cs="Cambria Math"/>
+          <w:sz w:val="26"/>
+          <w:szCs w:val="26"/>
+        </w:rPr>
+        <w:t>xbar = mean(x)</w:t>
+      </w:r>
+      <w:r>
+        <w:rPr>
+          <w:rFonts w:ascii="Cambria Math" w:hAnsi="Cambria Math" w:cs="Cambria Math"/>
+          <w:sz w:val="26"/>
+          <w:szCs w:val="26"/>
+        </w:rPr>
+        <w:t xml:space="preserve">  # sum(x) / length(x)</w:t>
       </w:r>
     </w:p>
     <w:p>
@@ -5801,6 +5268,14 @@
           <w:szCs w:val="26"/>
         </w:rPr>
       </w:pPr>
+      <w:r>
+        <w:rPr>
+          <w:rFonts w:ascii="Cambria Math" w:hAnsi="Cambria Math" w:cs="Cambria Math"/>
+          <w:sz w:val="26"/>
+          <w:szCs w:val="26"/>
+        </w:rPr>
+        <w:t xml:space="preserve">  deviations = sum((x - xbar)^2)</w:t>
+      </w:r>
     </w:p>
     <w:p>
       <w:pPr>
@@ -5820,140 +5295,7 @@
           <w:sz w:val="26"/>
           <w:szCs w:val="26"/>
         </w:rPr>
-        <w:t xml:space="preserve">Square </w:t>
-      </w:r>
-      <w:proofErr w:type="gramStart"/>
-      <w:r>
-        <w:rPr>
-          <w:rFonts w:ascii="Cambria Math" w:hAnsi="Cambria Math" w:cs="Cambria Math"/>
-          <w:sz w:val="26"/>
-          <w:szCs w:val="26"/>
-        </w:rPr>
-        <w:t>root :</w:t>
-      </w:r>
-      <w:proofErr w:type="gramEnd"/>
-      <w:r>
-        <w:rPr>
-          <w:rFonts w:ascii="Cambria Math" w:hAnsi="Cambria Math" w:cs="Cambria Math"/>
-          <w:sz w:val="26"/>
-          <w:szCs w:val="26"/>
-        </w:rPr>
-        <w:t xml:space="preserve"> sqrt </w:t>
-      </w:r>
-      <w:proofErr w:type="gramStart"/>
-      <w:r>
-        <w:rPr>
-          <w:rFonts w:ascii="Cambria Math" w:hAnsi="Cambria Math" w:cs="Cambria Math"/>
-          <w:sz w:val="26"/>
-          <w:szCs w:val="26"/>
-        </w:rPr>
-        <w:t>( sum</w:t>
-      </w:r>
-      <w:proofErr w:type="gramEnd"/>
-      <w:r>
-        <w:rPr>
-          <w:rFonts w:ascii="Cambria Math" w:hAnsi="Cambria Math" w:cs="Cambria Math"/>
-          <w:sz w:val="26"/>
-          <w:szCs w:val="26"/>
-        </w:rPr>
-        <w:t xml:space="preserve"> </w:t>
-      </w:r>
-      <w:proofErr w:type="gramStart"/>
-      <w:r>
-        <w:rPr>
-          <w:rFonts w:ascii="Cambria Math" w:hAnsi="Cambria Math" w:cs="Cambria Math"/>
-          <w:sz w:val="26"/>
-          <w:szCs w:val="26"/>
-        </w:rPr>
-        <w:t>(</w:t>
-      </w:r>
-      <w:r>
-        <w:rPr>
-          <w:rFonts w:ascii="Cambria Math" w:hAnsi="Cambria Math" w:cs="Cambria Math"/>
-          <w:sz w:val="26"/>
-          <w:szCs w:val="26"/>
-        </w:rPr>
-        <w:t>( xi</w:t>
-      </w:r>
-      <w:proofErr w:type="gramEnd"/>
-      <w:r>
-        <w:rPr>
-          <w:rFonts w:ascii="Cambria Math" w:hAnsi="Cambria Math" w:cs="Cambria Math"/>
-          <w:sz w:val="26"/>
-          <w:szCs w:val="26"/>
-        </w:rPr>
-        <w:t xml:space="preserve"> – </w:t>
-      </w:r>
-      <w:proofErr w:type="spellStart"/>
-      <w:r>
-        <w:rPr>
-          <w:rFonts w:ascii="Cambria Math" w:hAnsi="Cambria Math" w:cs="Cambria Math"/>
-          <w:sz w:val="26"/>
-          <w:szCs w:val="26"/>
-        </w:rPr>
-        <w:t>xbar</w:t>
-      </w:r>
-      <w:proofErr w:type="spellEnd"/>
-      <w:r>
-        <w:rPr>
-          <w:rFonts w:ascii="Cambria Math" w:hAnsi="Cambria Math" w:cs="Cambria Math"/>
-          <w:sz w:val="26"/>
-          <w:szCs w:val="26"/>
-        </w:rPr>
-        <w:t>)</w:t>
-      </w:r>
-      <w:proofErr w:type="gramStart"/>
-      <w:r>
-        <w:rPr>
-          <w:rFonts w:ascii="Cambria Math" w:hAnsi="Cambria Math" w:cs="Cambria Math"/>
-          <w:sz w:val="26"/>
-          <w:szCs w:val="26"/>
-          <w:vertAlign w:val="superscript"/>
-        </w:rPr>
-        <w:t>2</w:t>
-      </w:r>
-      <w:r>
-        <w:rPr>
-          <w:rFonts w:ascii="Cambria Math" w:hAnsi="Cambria Math" w:cs="Cambria Math"/>
-          <w:sz w:val="26"/>
-          <w:szCs w:val="26"/>
-        </w:rPr>
-        <w:t xml:space="preserve"> </w:t>
-      </w:r>
-      <w:r>
-        <w:rPr>
-          <w:rFonts w:ascii="Cambria Math" w:hAnsi="Cambria Math" w:cs="Cambria Math"/>
-          <w:sz w:val="26"/>
-          <w:szCs w:val="26"/>
-        </w:rPr>
-        <w:t>)</w:t>
-      </w:r>
-      <w:proofErr w:type="gramEnd"/>
-      <w:r>
-        <w:rPr>
-          <w:rFonts w:ascii="Cambria Math" w:hAnsi="Cambria Math" w:cs="Cambria Math"/>
-          <w:sz w:val="26"/>
-          <w:szCs w:val="26"/>
-        </w:rPr>
-        <w:t xml:space="preserve">/ </w:t>
-      </w:r>
-      <w:proofErr w:type="gramStart"/>
-      <w:r>
-        <w:rPr>
-          <w:rFonts w:ascii="Cambria Math" w:hAnsi="Cambria Math" w:cs="Cambria Math"/>
-          <w:sz w:val="26"/>
-          <w:szCs w:val="26"/>
-        </w:rPr>
-        <w:t>N )</w:t>
-      </w:r>
-      <w:proofErr w:type="gramEnd"/>
-      <w:r>
-        <w:rPr>
-          <w:rFonts w:ascii="Cambria Math" w:hAnsi="Cambria Math" w:cs="Cambria Math"/>
-          <w:sz w:val="26"/>
-          <w:szCs w:val="26"/>
-        </w:rPr>
-        <w:t xml:space="preserve"> </w:t>
+        <w:t xml:space="preserve">  N = length(x)</w:t>
       </w:r>
     </w:p>
     <w:p>
@@ -5968,6 +5310,15 @@
           <w:szCs w:val="26"/>
         </w:rPr>
       </w:pPr>
+      <w:r>
+        <w:rPr>
+          <w:rFonts w:ascii="Cambria Math" w:hAnsi="Cambria Math" w:cs="Cambria Math"/>
+          <w:sz w:val="26"/>
+          <w:szCs w:val="26"/>
+        </w:rPr>
+        <w:lastRenderedPageBreak/>
+        <w:t xml:space="preserve">  sd = sqrt(deviations/N)</w:t>
+      </w:r>
     </w:p>
     <w:p>
       <w:pPr>
@@ -5981,58 +5332,6 @@
           <w:szCs w:val="26"/>
         </w:rPr>
       </w:pPr>
-      <w:r>
-        <w:rPr>
-          <w:rFonts w:ascii="Cambria Math" w:hAnsi="Cambria Math" w:cs="Cambria Math"/>
-          <w:sz w:val="26"/>
-          <w:szCs w:val="26"/>
-        </w:rPr>
-        <w:t xml:space="preserve">  </w:t>
-      </w:r>
-      <w:proofErr w:type="spellStart"/>
-      <w:r>
-        <w:rPr>
-          <w:rFonts w:ascii="Cambria Math" w:hAnsi="Cambria Math" w:cs="Cambria Math"/>
-          <w:sz w:val="26"/>
-          <w:szCs w:val="26"/>
-        </w:rPr>
-        <w:t>xbar</w:t>
-      </w:r>
-      <w:proofErr w:type="spellEnd"/>
-      <w:r>
-        <w:rPr>
-          <w:rFonts w:ascii="Cambria Math" w:hAnsi="Cambria Math" w:cs="Cambria Math"/>
-          <w:sz w:val="26"/>
-          <w:szCs w:val="26"/>
-        </w:rPr>
-        <w:t xml:space="preserve"> = mean(x</w:t>
-      </w:r>
-      <w:proofErr w:type="gramStart"/>
-      <w:r>
-        <w:rPr>
-          <w:rFonts w:ascii="Cambria Math" w:hAnsi="Cambria Math" w:cs="Cambria Math"/>
-          <w:sz w:val="26"/>
-          <w:szCs w:val="26"/>
-        </w:rPr>
-        <w:t>)</w:t>
-      </w:r>
-      <w:r>
-        <w:rPr>
-          <w:rFonts w:ascii="Cambria Math" w:hAnsi="Cambria Math" w:cs="Cambria Math"/>
-          <w:sz w:val="26"/>
-          <w:szCs w:val="26"/>
-        </w:rPr>
-        <w:t xml:space="preserve">  #</w:t>
-      </w:r>
-      <w:proofErr w:type="gramEnd"/>
-      <w:r>
-        <w:rPr>
-          <w:rFonts w:ascii="Cambria Math" w:hAnsi="Cambria Math" w:cs="Cambria Math"/>
-          <w:sz w:val="26"/>
-          <w:szCs w:val="26"/>
-        </w:rPr>
-        <w:t xml:space="preserve"> sum(x) / length(x)</w:t>
-      </w:r>
     </w:p>
     <w:p>
       <w:pPr>
@@ -6042,63 +5341,21 @@
         <w:outlineLvl w:val="0"/>
         <w:rPr>
           <w:rFonts w:ascii="Cambria Math" w:hAnsi="Cambria Math" w:cs="Cambria Math"/>
-          <w:sz w:val="26"/>
-          <w:szCs w:val="26"/>
-        </w:rPr>
-      </w:pPr>
-      <w:r>
-        <w:rPr>
-          <w:rFonts w:ascii="Cambria Math" w:hAnsi="Cambria Math" w:cs="Cambria Math"/>
-          <w:sz w:val="26"/>
-          <w:szCs w:val="26"/>
-        </w:rPr>
-        <w:t xml:space="preserve">  deviations = </w:t>
-      </w:r>
-      <w:proofErr w:type="gramStart"/>
-      <w:r>
-        <w:rPr>
-          <w:rFonts w:ascii="Cambria Math" w:hAnsi="Cambria Math" w:cs="Cambria Math"/>
-          <w:sz w:val="26"/>
-          <w:szCs w:val="26"/>
-        </w:rPr>
-        <w:t>sum(</w:t>
-      </w:r>
-      <w:proofErr w:type="gramEnd"/>
-      <w:r>
-        <w:rPr>
-          <w:rFonts w:ascii="Cambria Math" w:hAnsi="Cambria Math" w:cs="Cambria Math"/>
-          <w:sz w:val="26"/>
-          <w:szCs w:val="26"/>
-        </w:rPr>
-        <w:t xml:space="preserve">(x - </w:t>
-      </w:r>
-      <w:proofErr w:type="spellStart"/>
-      <w:proofErr w:type="gramStart"/>
-      <w:r>
-        <w:rPr>
-          <w:rFonts w:ascii="Cambria Math" w:hAnsi="Cambria Math" w:cs="Cambria Math"/>
-          <w:sz w:val="26"/>
-          <w:szCs w:val="26"/>
-        </w:rPr>
-        <w:t>xbar</w:t>
-      </w:r>
-      <w:proofErr w:type="spellEnd"/>
-      <w:r>
-        <w:rPr>
-          <w:rFonts w:ascii="Cambria Math" w:hAnsi="Cambria Math" w:cs="Cambria Math"/>
-          <w:sz w:val="26"/>
-          <w:szCs w:val="26"/>
-        </w:rPr>
-        <w:t>)^</w:t>
-      </w:r>
-      <w:proofErr w:type="gramEnd"/>
-      <w:r>
-        <w:rPr>
-          <w:rFonts w:ascii="Cambria Math" w:hAnsi="Cambria Math" w:cs="Cambria Math"/>
-          <w:sz w:val="26"/>
-          <w:szCs w:val="26"/>
-        </w:rPr>
-        <w:t>2)</w:t>
+          <w:b/>
+          <w:bCs/>
+          <w:sz w:val="26"/>
+          <w:szCs w:val="26"/>
+        </w:rPr>
+      </w:pPr>
+      <w:r>
+        <w:rPr>
+          <w:rFonts w:ascii="Cambria Math" w:hAnsi="Cambria Math" w:cs="Cambria Math"/>
+          <w:b/>
+          <w:bCs/>
+          <w:sz w:val="26"/>
+          <w:szCs w:val="26"/>
+        </w:rPr>
+        <w:t>Coefficient of Variance :</w:t>
       </w:r>
     </w:p>
     <w:p>
@@ -6119,7 +5376,7 @@
           <w:sz w:val="26"/>
           <w:szCs w:val="26"/>
         </w:rPr>
-        <w:t xml:space="preserve">  N = length(x)</w:t>
+        <w:t>Its relative measure corresponding to standard deviation</w:t>
       </w:r>
     </w:p>
     <w:p>
@@ -6134,32 +5391,6 @@
           <w:szCs w:val="26"/>
         </w:rPr>
       </w:pPr>
-      <w:r>
-        <w:rPr>
-          <w:rFonts w:ascii="Cambria Math" w:hAnsi="Cambria Math" w:cs="Cambria Math"/>
-          <w:sz w:val="26"/>
-          <w:szCs w:val="26"/>
-        </w:rPr>
-        <w:t xml:space="preserve">  </w:t>
-      </w:r>
-      <w:proofErr w:type="spellStart"/>
-      <w:r>
-        <w:rPr>
-          <w:rFonts w:ascii="Cambria Math" w:hAnsi="Cambria Math" w:cs="Cambria Math"/>
-          <w:sz w:val="26"/>
-          <w:szCs w:val="26"/>
-        </w:rPr>
-        <w:t>sd</w:t>
-      </w:r>
-      <w:proofErr w:type="spellEnd"/>
-      <w:r>
-        <w:rPr>
-          <w:rFonts w:ascii="Cambria Math" w:hAnsi="Cambria Math" w:cs="Cambria Math"/>
-          <w:sz w:val="26"/>
-          <w:szCs w:val="26"/>
-        </w:rPr>
-        <w:t xml:space="preserve"> = sqrt(deviations/N)</w:t>
-      </w:r>
     </w:p>
     <w:p>
       <w:pPr>
@@ -6173,125 +5404,37 @@
           <w:szCs w:val="26"/>
         </w:rPr>
       </w:pPr>
-    </w:p>
-    <w:p>
-      <w:pPr>
-        <w:shd w:val="clear" w:color="auto" w:fill="FFFFFF"/>
-        <w:spacing w:after="0" w:line="450" w:lineRule="atLeast"/>
-        <w:ind w:firstLine="720"/>
-        <w:outlineLvl w:val="0"/>
-        <w:rPr>
-          <w:rFonts w:ascii="Cambria Math" w:hAnsi="Cambria Math" w:cs="Cambria Math"/>
-          <w:b/>
-          <w:bCs/>
-          <w:sz w:val="26"/>
-          <w:szCs w:val="26"/>
-        </w:rPr>
-      </w:pPr>
-      <w:r>
-        <w:rPr>
-          <w:rFonts w:ascii="Cambria Math" w:hAnsi="Cambria Math" w:cs="Cambria Math"/>
-          <w:b/>
-          <w:bCs/>
-          <w:sz w:val="26"/>
-          <w:szCs w:val="26"/>
-        </w:rPr>
-        <w:t xml:space="preserve">Coefficient of </w:t>
-      </w:r>
-      <w:proofErr w:type="gramStart"/>
-      <w:r>
-        <w:rPr>
-          <w:rFonts w:ascii="Cambria Math" w:hAnsi="Cambria Math" w:cs="Cambria Math"/>
-          <w:b/>
-          <w:bCs/>
-          <w:sz w:val="26"/>
-          <w:szCs w:val="26"/>
-        </w:rPr>
-        <w:t>Variance :</w:t>
-      </w:r>
-      <w:proofErr w:type="gramEnd"/>
-    </w:p>
-    <w:p>
-      <w:pPr>
-        <w:shd w:val="clear" w:color="auto" w:fill="FFFFFF"/>
-        <w:spacing w:after="0" w:line="450" w:lineRule="atLeast"/>
-        <w:ind w:firstLine="720"/>
-        <w:outlineLvl w:val="0"/>
-        <w:rPr>
-          <w:rFonts w:ascii="Cambria Math" w:hAnsi="Cambria Math" w:cs="Cambria Math"/>
-          <w:sz w:val="26"/>
-          <w:szCs w:val="26"/>
-        </w:rPr>
-      </w:pPr>
-      <w:r>
-        <w:rPr>
-          <w:rFonts w:ascii="Cambria Math" w:hAnsi="Cambria Math" w:cs="Cambria Math"/>
-          <w:sz w:val="26"/>
-          <w:szCs w:val="26"/>
-        </w:rPr>
-        <w:t>Its relative measure corresponding to standard deviation</w:t>
-      </w:r>
-    </w:p>
-    <w:p>
-      <w:pPr>
-        <w:shd w:val="clear" w:color="auto" w:fill="FFFFFF"/>
-        <w:spacing w:after="0" w:line="450" w:lineRule="atLeast"/>
-        <w:ind w:firstLine="720"/>
-        <w:outlineLvl w:val="0"/>
-        <w:rPr>
-          <w:rFonts w:ascii="Cambria Math" w:hAnsi="Cambria Math" w:cs="Cambria Math"/>
-          <w:sz w:val="26"/>
-          <w:szCs w:val="26"/>
-        </w:rPr>
-      </w:pPr>
-    </w:p>
-    <w:p>
-      <w:pPr>
-        <w:shd w:val="clear" w:color="auto" w:fill="FFFFFF"/>
-        <w:spacing w:after="0" w:line="450" w:lineRule="atLeast"/>
-        <w:ind w:firstLine="720"/>
-        <w:outlineLvl w:val="0"/>
-        <w:rPr>
-          <w:rFonts w:ascii="Cambria Math" w:hAnsi="Cambria Math" w:cs="Cambria Math"/>
-          <w:sz w:val="26"/>
-          <w:szCs w:val="26"/>
-        </w:rPr>
-      </w:pPr>
-      <w:r>
-        <w:rPr>
-          <w:rFonts w:ascii="Cambria Math" w:hAnsi="Cambria Math" w:cs="Cambria Math"/>
-          <w:sz w:val="26"/>
-          <w:szCs w:val="26"/>
-        </w:rPr>
-        <w:t xml:space="preserve">c.v. = (SD / </w:t>
-      </w:r>
-      <w:proofErr w:type="spellStart"/>
-      <w:proofErr w:type="gramStart"/>
-      <w:r>
-        <w:rPr>
-          <w:rFonts w:ascii="Cambria Math" w:hAnsi="Cambria Math" w:cs="Cambria Math"/>
-          <w:sz w:val="26"/>
-          <w:szCs w:val="26"/>
-        </w:rPr>
-        <w:t>xbar</w:t>
-      </w:r>
-      <w:proofErr w:type="spellEnd"/>
-      <w:r>
-        <w:rPr>
-          <w:rFonts w:ascii="Cambria Math" w:hAnsi="Cambria Math" w:cs="Cambria Math"/>
-          <w:sz w:val="26"/>
-          <w:szCs w:val="26"/>
-        </w:rPr>
-        <w:t xml:space="preserve"> )</w:t>
-      </w:r>
-      <w:proofErr w:type="gramEnd"/>
-      <w:r>
-        <w:rPr>
-          <w:rFonts w:ascii="Cambria Math" w:hAnsi="Cambria Math" w:cs="Cambria Math"/>
-          <w:sz w:val="26"/>
-          <w:szCs w:val="26"/>
-        </w:rPr>
-        <w:t xml:space="preserve"> / 100</w:t>
+      <w:r>
+        <w:rPr>
+          <w:rFonts w:ascii="Cambria Math" w:hAnsi="Cambria Math" w:cs="Cambria Math"/>
+          <w:sz w:val="26"/>
+          <w:szCs w:val="26"/>
+        </w:rPr>
+        <w:t xml:space="preserve">c.v. = (SD / xbar ) </w:t>
+      </w:r>
+      <w:r>
+        <w:rPr>
+          <w:rFonts w:ascii="Cambria Math" w:hAnsi="Cambria Math" w:cs="Cambria Math"/>
+          <w:sz w:val="26"/>
+          <w:szCs w:val="26"/>
+        </w:rPr>
+        <w:t>*</w:t>
+      </w:r>
+      <w:r>
+        <w:rPr>
+          <w:rFonts w:ascii="Cambria Math" w:hAnsi="Cambria Math" w:cs="Cambria Math"/>
+          <w:sz w:val="26"/>
+          <w:szCs w:val="26"/>
+        </w:rPr>
+        <w:t xml:space="preserve"> 100</w:t>
+      </w:r>
+      <w:r>
+        <w:rPr>
+          <w:rFonts w:ascii="Cambria Math" w:hAnsi="Cambria Math" w:cs="Cambria Math"/>
+          <w:sz w:val="26"/>
+          <w:szCs w:val="26"/>
+        </w:rPr>
+        <w:t xml:space="preserve"> ‘%’</w:t>
       </w:r>
     </w:p>
     <w:p>
@@ -6329,7 +5472,7 @@
           <w14:ligatures w14:val="none"/>
         </w:rPr>
         <w:pict w14:anchorId="115C4061">
-          <v:rect id="_x0000_i1044" style="width:468pt;height:1.2pt" o:hralign="center" o:hrstd="t" o:hr="t" fillcolor="#a0a0a0" stroked="f"/>
+          <v:rect id="_x0000_i1033" style="width:468pt;height:1.2pt" o:hralign="center" o:hrstd="t" o:hr="t" fillcolor="#a0a0a0" stroked="f"/>
         </w:pict>
       </w:r>
     </w:p>
@@ -6357,6 +5500,32 @@
 
 <file path=word/numbering.xml><?xml version="1.0" encoding="utf-8"?>
 <w:numbering xmlns:wpc="http://schemas.microsoft.com/office/word/2010/wordprocessingCanvas" xmlns:cx="http://schemas.microsoft.com/office/drawing/2014/chartex" xmlns:cx1="http://schemas.microsoft.com/office/drawing/2015/9/8/chartex" xmlns:cx2="http://schemas.microsoft.com/office/drawing/2015/10/21/chartex" xmlns:cx3="http://schemas.microsoft.com/office/drawing/2016/5/9/chartex" xmlns:cx4="http://schemas.microsoft.com/office/drawing/2016/5/10/chartex" xmlns:cx5="http://schemas.microsoft.com/office/drawing/2016/5/11/chartex" xmlns:cx6="http://schemas.microsoft.com/office/drawing/2016/5/12/chartex" xmlns:cx7="http://schemas.microsoft.com/office/drawing/2016/5/13/chartex" xmlns:cx8="http://schemas.microsoft.com/office/drawing/2016/5/14/chartex" xmlns:mc="http://schemas.openxmlformats.org/markup-compatibility/2006" xmlns:aink="http://schemas.microsoft.com/office/drawing/2016/ink" xmlns:am3d="http://schemas.microsoft.com/office/drawing/2017/model3d" xmlns:o="urn:schemas-microsoft-com:office:office" xmlns:oel="http://schemas.microsoft.com/office/2019/extlst" xmlns:r="http://schemas.openxmlformats.org/officeDocument/2006/relationships" xmlns:m="http://schemas.openxmlformats.org/officeDocument/2006/math" xmlns:v="urn:schemas-microsoft-com:vml" xmlns:wp14="http://schemas.microsoft.com/office/word/2010/wordprocessingDrawing" xmlns:wp="http://schemas.openxmlformats.org/drawingml/2006/wordprocessingDrawing" xmlns:w10="urn:schemas-microsoft-com:office:word" xmlns:w="http://schemas.openxmlformats.org/wordprocessingml/2006/main" xmlns:w14="http://schemas.microsoft.com/office/word/2010/wordml" xmlns:w15="http://schemas.microsoft.com/office/word/2012/wordml" xmlns:w16cex="http://schemas.microsoft.com/office/word/2018/wordml/cex" xmlns:w16cid="http://schemas.microsoft.com/office/word/2016/wordml/cid" xmlns:w16="http://schemas.microsoft.com/office/word/2018/wordml" xmlns:w16du="http://schemas.microsoft.com/office/word/2023/wordml/word16du" xmlns:w16sdtdh="http://schemas.microsoft.com/office/word/2020/wordml/sdtdatahash" xmlns:w16sdtfl="http://schemas.microsoft.com/office/word/2024/wordml/sdtformatlock" xmlns:w16se="http://schemas.microsoft.com/office/word/2015/wordml/symex" xmlns:wpg="http://schemas.microsoft.com/office/word/2010/wordprocessingGroup" xmlns:wpi="http://schemas.microsoft.com/office/word/2010/wordprocessingInk" xmlns:wne="http://schemas.microsoft.com/office/word/2006/wordml" xmlns:wps="http://schemas.microsoft.com/office/word/2010/wordprocessingShape" mc:Ignorable="w14 w15 w16se w16cid w16 w16cex w16sdtdh w16sdtfl w16du wp14">
+  <w:numPicBullet w:numPicBulletId="0">
+    <w:pict>
+      <v:shapetype id="_x0000_t75" coordsize="21600,21600" o:spt="75" o:preferrelative="t" path="m@4@5l@4@11@9@11@9@5xe" filled="f" stroked="f">
+        <v:stroke joinstyle="miter"/>
+        <v:formulas>
+          <v:f eqn="if lineDrawn pixelLineWidth 0"/>
+          <v:f eqn="sum @0 1 0"/>
+          <v:f eqn="sum 0 0 @1"/>
+          <v:f eqn="prod @2 1 2"/>
+          <v:f eqn="prod @3 21600 pixelWidth"/>
+          <v:f eqn="prod @3 21600 pixelHeight"/>
+          <v:f eqn="sum @0 0 1"/>
+          <v:f eqn="prod @6 1 2"/>
+          <v:f eqn="prod @7 21600 pixelWidth"/>
+          <v:f eqn="sum @8 21600 0"/>
+          <v:f eqn="prod @7 21600 pixelHeight"/>
+          <v:f eqn="sum @10 21600 0"/>
+        </v:formulas>
+        <v:path o:extrusionok="f" gradientshapeok="t" o:connecttype="rect"/>
+        <o:lock v:ext="edit" aspectratio="t"/>
+      </v:shapetype>
+      <v:shape id="_x0000_i1033" type="#_x0000_t75" style="width:61.85pt;height:16.6pt;flip:y;visibility:visible;mso-wrap-style:square" o:bullet="t">
+        <v:imagedata r:id="rId1" o:title="" croptop="17655f"/>
+      </v:shape>
+    </w:pict>
+  </w:numPicBullet>
   <w:abstractNum w:abstractNumId="0" w15:restartNumberingAfterBreak="0">
     <w:nsid w:val="26B235FD"/>
     <w:multiLevelType w:val="multilevel"/>
@@ -8396,6 +7565,34 @@
 </w:styles>
 </file>
 
+<file path=word/ink/ink1.xml><?xml version="1.0" encoding="utf-8"?>
+<inkml:ink xmlns:inkml="http://www.w3.org/2003/InkML">
+  <inkml:definitions>
+    <inkml:context xml:id="ctx0">
+      <inkml:inkSource xml:id="inkSrc0">
+        <inkml:traceFormat>
+          <inkml:channel name="X" type="integer" min="-2.14748E9" max="2.14748E9" units="cm"/>
+          <inkml:channel name="Y" type="integer" min="-2.14748E9" max="2.14748E9" units="cm"/>
+          <inkml:channel name="F" type="integer" max="32767" units="dev"/>
+        </inkml:traceFormat>
+        <inkml:channelProperties>
+          <inkml:channelProperty channel="X" name="resolution" value="1000" units="1/cm"/>
+          <inkml:channelProperty channel="Y" name="resolution" value="1000" units="1/cm"/>
+          <inkml:channelProperty channel="F" name="resolution" value="0" units="1/dev"/>
+        </inkml:channelProperties>
+      </inkml:inkSource>
+      <inkml:timestamp xml:id="ts0" timeString="2026-01-01T07:34:25.636"/>
+    </inkml:context>
+    <inkml:brush xml:id="br0">
+      <inkml:brushProperty name="width" value="0.025" units="cm"/>
+      <inkml:brushProperty name="height" value="0.025" units="cm"/>
+      <inkml:brushProperty name="color" value="#004F8B"/>
+    </inkml:brush>
+  </inkml:definitions>
+  <inkml:trace contextRef="#ctx0" brushRef="#br0">1 0 24575,'251'0'-1365,"-243"0"-5461</inkml:trace>
+</inkml:ink>
+</file>
+
 <file path=word/theme/theme1.xml><?xml version="1.0" encoding="utf-8"?>
 <a:theme xmlns:a="http://schemas.openxmlformats.org/drawingml/2006/main" name="Office Theme">
   <a:themeElements>
